--- a/changes.docx
+++ b/changes.docx
@@ -1,59 +1,2255 @@
 
 <file path=word/document.xml><?xml version="1.0" encoding="utf-8"?>
-<w:document xmlns:wpc="http://schemas.microsoft.com/office/word/2010/wordprocessingCanvas" xmlns:cx="http://schemas.microsoft.com/office/drawing/2014/chartex" xmlns:cx1="http://schemas.microsoft.com/office/drawing/2015/9/8/chartex" xmlns:cx2="http://schemas.microsoft.com/office/drawing/2015/10/21/chartex" xmlns:cx3="http://schemas.microsoft.com/office/drawing/2016/5/9/chartex" xmlns:cx4="http://schemas.microsoft.com/office/drawing/2016/5/10/chartex" xmlns:cx5="http://schemas.microsoft.com/office/drawing/2016/5/11/chartex" xmlns:cx6="http://schemas.microsoft.com/office/drawing/2016/5/12/chartex" xmlns:cx7="http://schemas.microsoft.com/office/drawing/2016/5/13/chartex" xmlns:cx8="http://schemas.microsoft.com/office/drawing/2016/5/14/chartex" xmlns:mc="http://schemas.openxmlformats.org/markup-compatibility/2006" xmlns:aink="http://schemas.microsoft.com/office/drawing/2016/ink" xmlns:am3d="http://schemas.microsoft.com/office/drawing/2017/model3d" xmlns:o="urn:schemas-microsoft-com:office:office" xmlns:oel="http://schemas.microsoft.com/office/2019/extlst" xmlns:r="http://schemas.openxmlformats.org/officeDocument/2006/relationships" xmlns:m="http://schemas.openxmlformats.org/officeDocument/2006/math" xmlns:v="urn:schemas-microsoft-com:vml" xmlns:wp14="http://schemas.microsoft.com/office/word/2010/wordprocessingDrawing" xmlns:wp="http://schemas.openxmlformats.org/drawingml/2006/wordprocessingDrawing" xmlns:w10="urn:schemas-microsoft-com:office:word" xmlns:w="http://schemas.openxmlformats.org/wordprocessingml/2006/main" xmlns:w14="http://schemas.microsoft.com/office/word/2010/wordml" xmlns:w15="http://schemas.microsoft.com/office/word/2012/wordml" xmlns:w16cei="http://schemas.microsoft.com/office/word/2026/wordml/cei" xmlns:w16cex="http://schemas.microsoft.com/office/word/2018/wordml/cex" xmlns:w16cid="http://schemas.microsoft.com/office/word/2016/wordml/cid" xmlns:w16="http://schemas.microsoft.com/office/word/2018/wordml" xmlns:w16du="http://schemas.microsoft.com/office/word/2023/wordml/word16du" xmlns:w16sdtdh="http://schemas.microsoft.com/office/word/2020/wordml/sdtdatahash" xmlns:w16sdtfl="http://schemas.microsoft.com/office/word/2024/wordml/sdtformatlock" xmlns:w16se="http://schemas.microsoft.com/office/word/2015/wordml/symex" xmlns:wpg="http://schemas.microsoft.com/office/word/2010/wordprocessingGroup" xmlns:wpi="http://schemas.microsoft.com/office/word/2010/wordprocessingInk" xmlns:wne="http://schemas.microsoft.com/office/word/2006/wordml" xmlns:wps="http://schemas.microsoft.com/office/word/2010/wordprocessingShape" mc:Ignorable="w14 w15 w16se w16cid w16 w16cex w16sdtdh w16sdtfl w16du wp14">
+<w:document xmlns:wpc="http://schemas.microsoft.com/office/word/2010/wordprocessingCanvas" xmlns:cx="http://schemas.microsoft.com/office/drawing/2014/chartex" xmlns:cx1="http://schemas.microsoft.com/office/drawing/2015/9/8/chartex" xmlns:cx2="http://schemas.microsoft.com/office/drawing/2015/10/21/chartex" xmlns:cx3="http://schemas.microsoft.com/office/drawing/2016/5/9/chartex" xmlns:cx4="http://schemas.microsoft.com/office/drawing/2016/5/10/chartex" xmlns:cx5="http://schemas.microsoft.com/office/drawing/2016/5/11/chartex" xmlns:cx6="http://schemas.microsoft.com/office/drawing/2016/5/12/chartex" xmlns:cx7="http://schemas.microsoft.com/office/drawing/2016/5/13/chartex" xmlns:cx8="http://schemas.microsoft.com/office/drawing/2016/5/14/chartex" xmlns:mc="http://schemas.openxmlformats.org/markup-compatibility/2006" xmlns:aink="http://schemas.microsoft.com/office/drawing/2016/ink" xmlns:am3d="http://schemas.microsoft.com/office/drawing/2017/model3d" xmlns:o="urn:schemas-microsoft-com:office:office" xmlns:oel="http://schemas.microsoft.com/office/2019/extlst" xmlns:r="http://schemas.openxmlformats.org/officeDocument/2006/relationships" xmlns:m="http://schemas.openxmlformats.org/officeDocument/2006/math" xmlns:v="urn:schemas-microsoft-com:vml" xmlns:wp14="http://schemas.microsoft.com/office/word/2010/wordprocessingDrawing" xmlns:wp="http://schemas.openxmlformats.org/drawingml/2006/wordprocessingDrawing" xmlns:w10="urn:schemas-microsoft-com:office:word" xmlns:w="http://schemas.openxmlformats.org/wordprocessingml/2006/main" xmlns:w14="http://schemas.microsoft.com/office/word/2010/wordml" xmlns:w15="http://schemas.microsoft.com/office/word/2012/wordml" xmlns:w16cex="http://schemas.microsoft.com/office/word/2018/wordml/cex" xmlns:w16cid="http://schemas.microsoft.com/office/word/2016/wordml/cid" xmlns:w16="http://schemas.microsoft.com/office/word/2018/wordml" xmlns:w16du="http://schemas.microsoft.com/office/word/2023/wordml/word16du" xmlns:w16sdtdh="http://schemas.microsoft.com/office/word/2020/wordml/sdtdatahash" xmlns:w16sdtfl="http://schemas.microsoft.com/office/word/2024/wordml/sdtformatlock" xmlns:w16se="http://schemas.microsoft.com/office/word/2015/wordml/symex" xmlns:wpg="http://schemas.microsoft.com/office/word/2010/wordprocessingGroup" xmlns:wpi="http://schemas.microsoft.com/office/word/2010/wordprocessingInk" xmlns:wne="http://schemas.microsoft.com/office/word/2006/wordml" xmlns:wps="http://schemas.microsoft.com/office/word/2010/wordprocessingShape" mc:Ignorable="w14 w15 w16se w16cid w16 w16cex w16sdtdh w16sdtfl w16du wp14">
   <w:body>
-    <w:p>
-      <w:r>
-        <w:t>RETRASCORE VALIDATION</w:t>
-      </w:r>
-    </w:p>
-    <w:p/>
-    <w:p>
-      <w:r>
-        <w:t xml:space="preserve">Changes made to the </w:t>
-      </w:r>
-      <w:r>
-        <w:t xml:space="preserve">RETRAUCI </w:t>
-      </w:r>
-      <w:r>
-        <w:t>database</w:t>
-      </w:r>
-    </w:p>
-    <w:p/>
+    <w:tbl>
+      <w:tblPr>
+        <w:tblW w:w="0" w:type="auto"/>
+        <w:tblCellSpacing w:w="15" w:type="dxa"/>
+        <w:tblBorders>
+          <w:insideH w:val="single" w:sz="4" w:space="0" w:color="auto"/>
+          <w:insideV w:val="single" w:sz="4" w:space="0" w:color="auto"/>
+        </w:tblBorders>
+        <w:tblCellMar>
+          <w:top w:w="15" w:type="dxa"/>
+          <w:left w:w="15" w:type="dxa"/>
+          <w:bottom w:w="15" w:type="dxa"/>
+          <w:right w:w="15" w:type="dxa"/>
+        </w:tblCellMar>
+        <w:tblLook w:val="04A0" w:firstRow="1" w:lastRow="0" w:firstColumn="1" w:lastColumn="0" w:noHBand="0" w:noVBand="1"/>
+      </w:tblPr>
+      <w:tblGrid>
+        <w:gridCol w:w="1670"/>
+        <w:gridCol w:w="2146"/>
+        <w:gridCol w:w="2770"/>
+        <w:gridCol w:w="2252"/>
+      </w:tblGrid>
+      <w:tr>
+        <w:trPr>
+          <w:tblHeader/>
+          <w:tblCellSpacing w:w="15" w:type="dxa"/>
+        </w:trPr>
+        <w:tc>
+          <w:tcPr>
+            <w:tcW w:w="0" w:type="auto"/>
+            <w:vAlign w:val="center"/>
+            <w:hideMark/>
+          </w:tcPr>
+          <w:p>
+            <w:pPr>
+              <w:spacing w:after="0" w:line="240" w:lineRule="auto"/>
+              <w:jc w:val="center"/>
+              <w:rPr>
+                <w:rFonts w:eastAsia="Times New Roman" w:cstheme="minorHAnsi"/>
+                <w:b/>
+                <w:bCs/>
+                <w:lang w:val="es-ES" w:eastAsia="es-ES"/>
+                <w14:ligatures w14:val="none"/>
+              </w:rPr>
+            </w:pPr>
+            <w:r>
+              <w:rPr>
+                <w:rFonts w:eastAsia="Times New Roman" w:cstheme="minorHAnsi"/>
+                <w:b/>
+                <w:bCs/>
+                <w:lang w:val="es-ES" w:eastAsia="es-ES"/>
+                <w14:ligatures w14:val="none"/>
+              </w:rPr>
+              <w:t>Predictor</w:t>
+            </w:r>
+          </w:p>
+        </w:tc>
+        <w:tc>
+          <w:tcPr>
+            <w:tcW w:w="2116" w:type="dxa"/>
+            <w:vAlign w:val="center"/>
+            <w:hideMark/>
+          </w:tcPr>
+          <w:p>
+            <w:pPr>
+              <w:spacing w:after="0" w:line="240" w:lineRule="auto"/>
+              <w:jc w:val="center"/>
+              <w:rPr>
+                <w:rFonts w:eastAsia="Times New Roman" w:cstheme="minorHAnsi"/>
+                <w:b/>
+                <w:bCs/>
+                <w:lang w:val="es-ES" w:eastAsia="es-ES"/>
+                <w14:ligatures w14:val="none"/>
+              </w:rPr>
+            </w:pPr>
+            <w:r>
+              <w:rPr>
+                <w:rFonts w:eastAsia="Times New Roman" w:cstheme="minorHAnsi"/>
+                <w:b/>
+                <w:bCs/>
+                <w:lang w:val="es-ES" w:eastAsia="es-ES"/>
+                <w14:ligatures w14:val="none"/>
+              </w:rPr>
+              <w:t>Columnas originales</w:t>
+            </w:r>
+          </w:p>
+        </w:tc>
+        <w:tc>
+          <w:tcPr>
+            <w:tcW w:w="2740" w:type="dxa"/>
+            <w:vAlign w:val="center"/>
+            <w:hideMark/>
+          </w:tcPr>
+          <w:p>
+            <w:pPr>
+              <w:spacing w:after="0" w:line="240" w:lineRule="auto"/>
+              <w:jc w:val="center"/>
+              <w:rPr>
+                <w:rFonts w:eastAsia="Times New Roman" w:cstheme="minorHAnsi"/>
+                <w:b/>
+                <w:bCs/>
+                <w:lang w:val="es-ES" w:eastAsia="es-ES"/>
+                <w14:ligatures w14:val="none"/>
+              </w:rPr>
+            </w:pPr>
+            <w:r>
+              <w:rPr>
+                <w:rFonts w:eastAsia="Times New Roman" w:cstheme="minorHAnsi"/>
+                <w:b/>
+                <w:bCs/>
+                <w:lang w:val="es-ES" w:eastAsia="es-ES"/>
+                <w14:ligatures w14:val="none"/>
+              </w:rPr>
+              <w:t>Codificación utilizada</w:t>
+            </w:r>
+          </w:p>
+        </w:tc>
+        <w:tc>
+          <w:tcPr>
+            <w:tcW w:w="0" w:type="auto"/>
+            <w:vAlign w:val="center"/>
+            <w:hideMark/>
+          </w:tcPr>
+          <w:p>
+            <w:pPr>
+              <w:spacing w:after="0" w:line="240" w:lineRule="auto"/>
+              <w:jc w:val="center"/>
+              <w:rPr>
+                <w:rFonts w:eastAsia="Times New Roman" w:cstheme="minorHAnsi"/>
+                <w:b/>
+                <w:bCs/>
+                <w:lang w:val="es-ES" w:eastAsia="es-ES"/>
+                <w14:ligatures w14:val="none"/>
+              </w:rPr>
+            </w:pPr>
+            <w:r>
+              <w:rPr>
+                <w:rFonts w:eastAsia="Times New Roman" w:cstheme="minorHAnsi"/>
+                <w:b/>
+                <w:bCs/>
+                <w:lang w:val="es-ES" w:eastAsia="es-ES"/>
+                <w14:ligatures w14:val="none"/>
+              </w:rPr>
+              <w:t>Vacíos y NA</w:t>
+            </w:r>
+          </w:p>
+        </w:tc>
+      </w:tr>
+      <w:tr>
+        <w:trPr>
+          <w:tblCellSpacing w:w="15" w:type="dxa"/>
+        </w:trPr>
+        <w:tc>
+          <w:tcPr>
+            <w:tcW w:w="0" w:type="auto"/>
+            <w:vAlign w:val="center"/>
+            <w:hideMark/>
+          </w:tcPr>
+          <w:p>
+            <w:pPr>
+              <w:spacing w:after="0" w:line="240" w:lineRule="auto"/>
+              <w:rPr>
+                <w:rFonts w:eastAsia="Times New Roman" w:cstheme="minorHAnsi"/>
+                <w:lang w:val="es-ES" w:eastAsia="es-ES"/>
+                <w14:ligatures w14:val="none"/>
+              </w:rPr>
+            </w:pPr>
+            <w:r>
+              <w:rPr>
+                <w:rFonts w:eastAsia="Times New Roman" w:cstheme="minorHAnsi"/>
+                <w:b/>
+                <w:bCs/>
+                <w:lang w:val="es-ES" w:eastAsia="es-ES"/>
+                <w14:ligatures w14:val="none"/>
+              </w:rPr>
+              <w:t>Edad</w:t>
+            </w:r>
+          </w:p>
+        </w:tc>
+        <w:tc>
+          <w:tcPr>
+            <w:tcW w:w="2116" w:type="dxa"/>
+            <w:vAlign w:val="center"/>
+            <w:hideMark/>
+          </w:tcPr>
+          <w:p>
+            <w:pPr>
+              <w:spacing w:after="0" w:line="240" w:lineRule="auto"/>
+              <w:rPr>
+                <w:rFonts w:eastAsia="Times New Roman" w:cstheme="minorHAnsi"/>
+                <w:lang w:val="es-ES" w:eastAsia="es-ES"/>
+                <w14:ligatures w14:val="none"/>
+              </w:rPr>
+            </w:pPr>
+            <w:r>
+              <w:rPr>
+                <w:rFonts w:eastAsia="Times New Roman" w:cstheme="minorHAnsi"/>
+                <w:sz w:val="20"/>
+                <w:szCs w:val="20"/>
+                <w:lang w:val="es-ES" w:eastAsia="es-ES"/>
+                <w14:ligatures w14:val="none"/>
+              </w:rPr>
+              <w:t>edad</w:t>
+            </w:r>
+          </w:p>
+        </w:tc>
+        <w:tc>
+          <w:tcPr>
+            <w:tcW w:w="2740" w:type="dxa"/>
+            <w:vAlign w:val="center"/>
+            <w:hideMark/>
+          </w:tcPr>
+          <w:p>
+            <w:pPr>
+              <w:spacing w:after="0" w:line="240" w:lineRule="auto"/>
+              <w:rPr>
+                <w:rFonts w:eastAsia="Times New Roman" w:cstheme="minorHAnsi"/>
+                <w:lang w:val="es-ES" w:eastAsia="es-ES"/>
+                <w14:ligatures w14:val="none"/>
+              </w:rPr>
+            </w:pPr>
+            <w:r>
+              <w:rPr>
+                <w:rFonts w:eastAsia="Times New Roman" w:cstheme="minorHAnsi"/>
+                <w:lang w:val="es-ES" w:eastAsia="es-ES"/>
+                <w14:ligatures w14:val="none"/>
+              </w:rPr>
+              <w:t>Cuatro grupos: &lt;50 —referencia—, 50–65, 66–75 y &gt;75 años. No se introduce como variable continua.</w:t>
+            </w:r>
+          </w:p>
+        </w:tc>
+        <w:tc>
+          <w:tcPr>
+            <w:tcW w:w="0" w:type="auto"/>
+            <w:vAlign w:val="center"/>
+            <w:hideMark/>
+          </w:tcPr>
+          <w:p>
+            <w:pPr>
+              <w:spacing w:after="0" w:line="240" w:lineRule="auto"/>
+              <w:rPr>
+                <w:rFonts w:eastAsia="Times New Roman" w:cstheme="minorHAnsi"/>
+                <w:lang w:val="es-ES" w:eastAsia="es-ES"/>
+                <w14:ligatures w14:val="none"/>
+              </w:rPr>
+            </w:pPr>
+            <w:r>
+              <w:rPr>
+                <w:rFonts w:eastAsia="Times New Roman" w:cstheme="minorHAnsi"/>
+                <w:lang w:val="es-ES" w:eastAsia="es-ES"/>
+                <w14:ligatures w14:val="none"/>
+              </w:rPr>
+              <w:t>Se mantienen como NA.</w:t>
+            </w:r>
+          </w:p>
+        </w:tc>
+      </w:tr>
+      <w:tr>
+        <w:trPr>
+          <w:tblCellSpacing w:w="15" w:type="dxa"/>
+        </w:trPr>
+        <w:tc>
+          <w:tcPr>
+            <w:tcW w:w="0" w:type="auto"/>
+            <w:vAlign w:val="center"/>
+            <w:hideMark/>
+          </w:tcPr>
+          <w:p>
+            <w:pPr>
+              <w:spacing w:after="0" w:line="240" w:lineRule="auto"/>
+              <w:rPr>
+                <w:rFonts w:eastAsia="Times New Roman" w:cstheme="minorHAnsi"/>
+                <w:lang w:val="es-ES" w:eastAsia="es-ES"/>
+                <w14:ligatures w14:val="none"/>
+              </w:rPr>
+            </w:pPr>
+            <w:r>
+              <w:rPr>
+                <w:rFonts w:eastAsia="Times New Roman" w:cstheme="minorHAnsi"/>
+                <w:b/>
+                <w:bCs/>
+                <w:lang w:val="es-ES" w:eastAsia="es-ES"/>
+                <w14:ligatures w14:val="none"/>
+              </w:rPr>
+              <w:t>PRECOAG</w:t>
+            </w:r>
+          </w:p>
+        </w:tc>
+        <w:tc>
+          <w:tcPr>
+            <w:tcW w:w="2116" w:type="dxa"/>
+            <w:vAlign w:val="center"/>
+            <w:hideMark/>
+          </w:tcPr>
+          <w:p>
+            <w:pPr>
+              <w:spacing w:after="0" w:line="240" w:lineRule="auto"/>
+              <w:rPr>
+                <w:rFonts w:eastAsia="Times New Roman" w:cstheme="minorHAnsi"/>
+                <w:lang w:val="es-ES" w:eastAsia="es-ES"/>
+                <w14:ligatures w14:val="none"/>
+              </w:rPr>
+            </w:pPr>
+            <w:proofErr w:type="spellStart"/>
+            <w:r>
+              <w:rPr>
+                <w:rFonts w:eastAsia="Times New Roman" w:cstheme="minorHAnsi"/>
+                <w:sz w:val="20"/>
+                <w:szCs w:val="20"/>
+                <w:lang w:val="es-ES" w:eastAsia="es-ES"/>
+                <w14:ligatures w14:val="none"/>
+              </w:rPr>
+              <w:t>antiagregado</w:t>
+            </w:r>
+            <w:proofErr w:type="spellEnd"/>
+            <w:r>
+              <w:rPr>
+                <w:rFonts w:eastAsia="Times New Roman" w:cstheme="minorHAnsi"/>
+                <w:lang w:val="es-ES" w:eastAsia="es-ES"/>
+                <w14:ligatures w14:val="none"/>
+              </w:rPr>
+              <w:t xml:space="preserve">, </w:t>
+            </w:r>
+            <w:proofErr w:type="spellStart"/>
+            <w:r>
+              <w:rPr>
+                <w:rFonts w:eastAsia="Times New Roman" w:cstheme="minorHAnsi"/>
+                <w:sz w:val="20"/>
+                <w:szCs w:val="20"/>
+                <w:lang w:val="es-ES" w:eastAsia="es-ES"/>
+                <w14:ligatures w14:val="none"/>
+              </w:rPr>
+              <w:t>dicumarinicos</w:t>
+            </w:r>
+            <w:proofErr w:type="spellEnd"/>
+            <w:r>
+              <w:rPr>
+                <w:rFonts w:eastAsia="Times New Roman" w:cstheme="minorHAnsi"/>
+                <w:lang w:val="es-ES" w:eastAsia="es-ES"/>
+                <w14:ligatures w14:val="none"/>
+              </w:rPr>
+              <w:t xml:space="preserve">, </w:t>
+            </w:r>
+            <w:proofErr w:type="spellStart"/>
+            <w:r>
+              <w:rPr>
+                <w:rFonts w:eastAsia="Times New Roman" w:cstheme="minorHAnsi"/>
+                <w:sz w:val="20"/>
+                <w:szCs w:val="20"/>
+                <w:lang w:val="es-ES" w:eastAsia="es-ES"/>
+                <w14:ligatures w14:val="none"/>
+              </w:rPr>
+              <w:t>acod</w:t>
+            </w:r>
+            <w:proofErr w:type="spellEnd"/>
+          </w:p>
+        </w:tc>
+        <w:tc>
+          <w:tcPr>
+            <w:tcW w:w="2740" w:type="dxa"/>
+            <w:vAlign w:val="center"/>
+            <w:hideMark/>
+          </w:tcPr>
+          <w:p>
+            <w:pPr>
+              <w:spacing w:after="0" w:line="240" w:lineRule="auto"/>
+              <w:rPr>
+                <w:rFonts w:eastAsia="Times New Roman" w:cstheme="minorHAnsi"/>
+                <w:lang w:val="es-ES" w:eastAsia="es-ES"/>
+                <w14:ligatures w14:val="none"/>
+              </w:rPr>
+            </w:pPr>
+            <w:r>
+              <w:rPr>
+                <w:rFonts w:eastAsia="Times New Roman" w:cstheme="minorHAnsi"/>
+                <w:lang w:val="es-ES" w:eastAsia="es-ES"/>
+                <w14:ligatures w14:val="none"/>
+              </w:rPr>
+              <w:t>1 si cualquiera indica «sí». 0 únicamente si las tres indican «no».</w:t>
+            </w:r>
+          </w:p>
+        </w:tc>
+        <w:tc>
+          <w:tcPr>
+            <w:tcW w:w="0" w:type="auto"/>
+            <w:vAlign w:val="center"/>
+            <w:hideMark/>
+          </w:tcPr>
+          <w:p>
+            <w:pPr>
+              <w:spacing w:after="0" w:line="240" w:lineRule="auto"/>
+              <w:rPr>
+                <w:rFonts w:eastAsia="Times New Roman" w:cstheme="minorHAnsi"/>
+                <w:lang w:val="es-ES" w:eastAsia="es-ES"/>
+                <w14:ligatures w14:val="none"/>
+              </w:rPr>
+            </w:pPr>
+            <w:r>
+              <w:rPr>
+                <w:rFonts w:eastAsia="Times New Roman" w:cstheme="minorHAnsi"/>
+                <w:lang w:val="es-ES" w:eastAsia="es-ES"/>
+                <w14:ligatures w14:val="none"/>
+              </w:rPr>
+              <w:t>Si no hay ningún «sí» y falta alguna respuesta, queda NA. Un «sí» permite clasificar como 1 aunque falten las otras respuestas.</w:t>
+            </w:r>
+          </w:p>
+        </w:tc>
+      </w:tr>
+      <w:tr>
+        <w:trPr>
+          <w:tblCellSpacing w:w="15" w:type="dxa"/>
+        </w:trPr>
+        <w:tc>
+          <w:tcPr>
+            <w:tcW w:w="0" w:type="auto"/>
+            <w:vAlign w:val="center"/>
+            <w:hideMark/>
+          </w:tcPr>
+          <w:p>
+            <w:pPr>
+              <w:spacing w:after="0" w:line="240" w:lineRule="auto"/>
+              <w:rPr>
+                <w:rFonts w:eastAsia="Times New Roman" w:cstheme="minorHAnsi"/>
+                <w:lang w:val="es-ES" w:eastAsia="es-ES"/>
+                <w14:ligatures w14:val="none"/>
+              </w:rPr>
+            </w:pPr>
+            <w:r>
+              <w:rPr>
+                <w:rFonts w:eastAsia="Times New Roman" w:cstheme="minorHAnsi"/>
+                <w:b/>
+                <w:bCs/>
+                <w:lang w:val="es-ES" w:eastAsia="es-ES"/>
+                <w14:ligatures w14:val="none"/>
+              </w:rPr>
+              <w:t>Intubación prehospitalaria</w:t>
+            </w:r>
+          </w:p>
+        </w:tc>
+        <w:tc>
+          <w:tcPr>
+            <w:tcW w:w="2116" w:type="dxa"/>
+            <w:vAlign w:val="center"/>
+            <w:hideMark/>
+          </w:tcPr>
+          <w:p>
+            <w:pPr>
+              <w:spacing w:after="0" w:line="240" w:lineRule="auto"/>
+              <w:rPr>
+                <w:rFonts w:eastAsia="Times New Roman" w:cstheme="minorHAnsi"/>
+                <w:lang w:val="es-ES" w:eastAsia="es-ES"/>
+                <w14:ligatures w14:val="none"/>
+              </w:rPr>
+            </w:pPr>
+            <w:proofErr w:type="spellStart"/>
+            <w:r>
+              <w:rPr>
+                <w:rFonts w:eastAsia="Times New Roman" w:cstheme="minorHAnsi"/>
+                <w:sz w:val="20"/>
+                <w:szCs w:val="20"/>
+                <w:lang w:val="es-ES" w:eastAsia="es-ES"/>
+                <w14:ligatures w14:val="none"/>
+              </w:rPr>
+              <w:t>iot_prehospitalaria</w:t>
+            </w:r>
+            <w:proofErr w:type="spellEnd"/>
+          </w:p>
+        </w:tc>
+        <w:tc>
+          <w:tcPr>
+            <w:tcW w:w="2740" w:type="dxa"/>
+            <w:vAlign w:val="center"/>
+            <w:hideMark/>
+          </w:tcPr>
+          <w:p>
+            <w:pPr>
+              <w:spacing w:after="0" w:line="240" w:lineRule="auto"/>
+              <w:rPr>
+                <w:rFonts w:eastAsia="Times New Roman" w:cstheme="minorHAnsi"/>
+                <w:lang w:val="es-ES" w:eastAsia="es-ES"/>
+                <w14:ligatures w14:val="none"/>
+              </w:rPr>
+            </w:pPr>
+            <w:r>
+              <w:rPr>
+                <w:rFonts w:eastAsia="Times New Roman" w:cstheme="minorHAnsi"/>
+                <w:lang w:val="es-ES" w:eastAsia="es-ES"/>
+                <w14:ligatures w14:val="none"/>
+              </w:rPr>
+              <w:t>1 para «sí» o «sí, con empleo de dispositivos de apoyo»; 0 para «no».</w:t>
+            </w:r>
+          </w:p>
+        </w:tc>
+        <w:tc>
+          <w:tcPr>
+            <w:tcW w:w="0" w:type="auto"/>
+            <w:vAlign w:val="center"/>
+            <w:hideMark/>
+          </w:tcPr>
+          <w:p>
+            <w:pPr>
+              <w:spacing w:after="0" w:line="240" w:lineRule="auto"/>
+              <w:rPr>
+                <w:rFonts w:eastAsia="Times New Roman" w:cstheme="minorHAnsi"/>
+                <w:lang w:val="es-ES" w:eastAsia="es-ES"/>
+                <w14:ligatures w14:val="none"/>
+              </w:rPr>
+            </w:pPr>
+            <w:r>
+              <w:rPr>
+                <w:rFonts w:eastAsia="Times New Roman" w:cstheme="minorHAnsi"/>
+                <w:lang w:val="es-ES" w:eastAsia="es-ES"/>
+                <w14:ligatures w14:val="none"/>
+              </w:rPr>
+              <w:t>Vacíos, NA o categorías no reconocidas quedan NA.</w:t>
+            </w:r>
+          </w:p>
+        </w:tc>
+      </w:tr>
+      <w:tr>
+        <w:trPr>
+          <w:tblCellSpacing w:w="15" w:type="dxa"/>
+        </w:trPr>
+        <w:tc>
+          <w:tcPr>
+            <w:tcW w:w="0" w:type="auto"/>
+            <w:vAlign w:val="center"/>
+            <w:hideMark/>
+          </w:tcPr>
+          <w:p>
+            <w:pPr>
+              <w:spacing w:after="0" w:line="240" w:lineRule="auto"/>
+              <w:rPr>
+                <w:rFonts w:eastAsia="Times New Roman" w:cstheme="minorHAnsi"/>
+                <w:lang w:val="es-ES" w:eastAsia="es-ES"/>
+                <w14:ligatures w14:val="none"/>
+              </w:rPr>
+            </w:pPr>
+            <w:r>
+              <w:rPr>
+                <w:rFonts w:eastAsia="Times New Roman" w:cstheme="minorHAnsi"/>
+                <w:b/>
+                <w:bCs/>
+                <w:lang w:val="es-ES" w:eastAsia="es-ES"/>
+                <w14:ligatures w14:val="none"/>
+              </w:rPr>
+              <w:t>Mecanismo de alto riesgo</w:t>
+            </w:r>
+          </w:p>
+        </w:tc>
+        <w:tc>
+          <w:tcPr>
+            <w:tcW w:w="2116" w:type="dxa"/>
+            <w:vAlign w:val="center"/>
+            <w:hideMark/>
+          </w:tcPr>
+          <w:p>
+            <w:pPr>
+              <w:spacing w:after="0" w:line="240" w:lineRule="auto"/>
+              <w:rPr>
+                <w:rFonts w:eastAsia="Times New Roman" w:cstheme="minorHAnsi"/>
+                <w:lang w:val="es-ES" w:eastAsia="es-ES"/>
+                <w14:ligatures w14:val="none"/>
+              </w:rPr>
+            </w:pPr>
+            <w:r>
+              <w:rPr>
+                <w:rFonts w:eastAsia="Times New Roman" w:cstheme="minorHAnsi"/>
+                <w:sz w:val="20"/>
+                <w:szCs w:val="20"/>
+                <w:lang w:val="es-ES" w:eastAsia="es-ES"/>
+                <w14:ligatures w14:val="none"/>
+              </w:rPr>
+              <w:t>mecanismo</w:t>
+            </w:r>
+            <w:r>
+              <w:rPr>
+                <w:rFonts w:eastAsia="Times New Roman" w:cstheme="minorHAnsi"/>
+                <w:lang w:val="es-ES" w:eastAsia="es-ES"/>
+                <w14:ligatures w14:val="none"/>
+              </w:rPr>
+              <w:t xml:space="preserve">, </w:t>
+            </w:r>
+            <w:r>
+              <w:rPr>
+                <w:rFonts w:eastAsia="Times New Roman" w:cstheme="minorHAnsi"/>
+                <w:sz w:val="20"/>
+                <w:szCs w:val="20"/>
+                <w:lang w:val="es-ES" w:eastAsia="es-ES"/>
+                <w14:ligatures w14:val="none"/>
+              </w:rPr>
+              <w:t>intencionalidad</w:t>
+            </w:r>
+          </w:p>
+        </w:tc>
+        <w:tc>
+          <w:tcPr>
+            <w:tcW w:w="2740" w:type="dxa"/>
+            <w:vAlign w:val="center"/>
+            <w:hideMark/>
+          </w:tcPr>
+          <w:p>
+            <w:pPr>
+              <w:spacing w:after="0" w:line="240" w:lineRule="auto"/>
+              <w:rPr>
+                <w:rFonts w:eastAsia="Times New Roman" w:cstheme="minorHAnsi"/>
+                <w:lang w:val="es-ES" w:eastAsia="es-ES"/>
+                <w14:ligatures w14:val="none"/>
+              </w:rPr>
+            </w:pPr>
+            <w:r>
+              <w:rPr>
+                <w:rFonts w:eastAsia="Times New Roman" w:cstheme="minorHAnsi"/>
+                <w:lang w:val="es-ES" w:eastAsia="es-ES"/>
+                <w14:ligatures w14:val="none"/>
+              </w:rPr>
+              <w:t>1 para arma de fuego, atropello, caída accidental, mecanismo desconocido o precipitación autolítica. Los demás mecanismos registrados se codifican como 0.</w:t>
+            </w:r>
+          </w:p>
+        </w:tc>
+        <w:tc>
+          <w:tcPr>
+            <w:tcW w:w="0" w:type="auto"/>
+            <w:vAlign w:val="center"/>
+            <w:hideMark/>
+          </w:tcPr>
+          <w:p>
+            <w:pPr>
+              <w:spacing w:after="0" w:line="240" w:lineRule="auto"/>
+              <w:rPr>
+                <w:rFonts w:eastAsia="Times New Roman" w:cstheme="minorHAnsi"/>
+                <w:lang w:val="es-ES" w:eastAsia="es-ES"/>
+                <w14:ligatures w14:val="none"/>
+              </w:rPr>
+            </w:pPr>
+            <w:r>
+              <w:rPr>
+                <w:rFonts w:eastAsia="Times New Roman" w:cstheme="minorHAnsi"/>
+                <w:lang w:val="es-ES" w:eastAsia="es-ES"/>
+                <w14:ligatures w14:val="none"/>
+              </w:rPr>
+              <w:t xml:space="preserve">Mecanismo vacío → NA. Precipitación sin intencionalidad → NA. </w:t>
+            </w:r>
+            <w:r>
+              <w:rPr>
+                <w:rFonts w:eastAsia="Times New Roman" w:cstheme="minorHAnsi"/>
+                <w:b/>
+                <w:bCs/>
+                <w:lang w:val="es-ES" w:eastAsia="es-ES"/>
+                <w14:ligatures w14:val="none"/>
+              </w:rPr>
+              <w:t>«Desconocido» no es NA: se codifica como alto riesgo.</w:t>
+            </w:r>
+          </w:p>
+        </w:tc>
+      </w:tr>
+      <w:tr>
+        <w:trPr>
+          <w:tblCellSpacing w:w="15" w:type="dxa"/>
+        </w:trPr>
+        <w:tc>
+          <w:tcPr>
+            <w:tcW w:w="0" w:type="auto"/>
+            <w:vAlign w:val="center"/>
+            <w:hideMark/>
+          </w:tcPr>
+          <w:p>
+            <w:pPr>
+              <w:spacing w:after="0" w:line="240" w:lineRule="auto"/>
+              <w:rPr>
+                <w:rFonts w:eastAsia="Times New Roman" w:cstheme="minorHAnsi"/>
+                <w:lang w:val="es-ES" w:eastAsia="es-ES"/>
+                <w14:ligatures w14:val="none"/>
+              </w:rPr>
+            </w:pPr>
+            <w:r>
+              <w:rPr>
+                <w:rFonts w:eastAsia="Times New Roman" w:cstheme="minorHAnsi"/>
+                <w:b/>
+                <w:bCs/>
+                <w:lang w:val="es-ES" w:eastAsia="es-ES"/>
+                <w14:ligatures w14:val="none"/>
+              </w:rPr>
+              <w:t>Pupilas</w:t>
+            </w:r>
+          </w:p>
+        </w:tc>
+        <w:tc>
+          <w:tcPr>
+            <w:tcW w:w="2116" w:type="dxa"/>
+            <w:vAlign w:val="center"/>
+            <w:hideMark/>
+          </w:tcPr>
+          <w:p>
+            <w:pPr>
+              <w:spacing w:after="0" w:line="240" w:lineRule="auto"/>
+              <w:rPr>
+                <w:rFonts w:eastAsia="Times New Roman" w:cstheme="minorHAnsi"/>
+                <w:lang w:val="es-ES" w:eastAsia="es-ES"/>
+                <w14:ligatures w14:val="none"/>
+              </w:rPr>
+            </w:pPr>
+            <w:proofErr w:type="spellStart"/>
+            <w:r>
+              <w:rPr>
+                <w:rFonts w:eastAsia="Times New Roman" w:cstheme="minorHAnsi"/>
+                <w:sz w:val="20"/>
+                <w:szCs w:val="20"/>
+                <w:lang w:val="es-ES" w:eastAsia="es-ES"/>
+                <w14:ligatures w14:val="none"/>
+              </w:rPr>
+              <w:t>pupilas_ingreso</w:t>
+            </w:r>
+            <w:proofErr w:type="spellEnd"/>
+          </w:p>
+        </w:tc>
+        <w:tc>
+          <w:tcPr>
+            <w:tcW w:w="2740" w:type="dxa"/>
+            <w:vAlign w:val="center"/>
+            <w:hideMark/>
+          </w:tcPr>
+          <w:p>
+            <w:pPr>
+              <w:spacing w:after="0" w:line="240" w:lineRule="auto"/>
+              <w:rPr>
+                <w:rFonts w:eastAsia="Times New Roman" w:cstheme="minorHAnsi"/>
+                <w:lang w:val="es-ES" w:eastAsia="es-ES"/>
+                <w14:ligatures w14:val="none"/>
+              </w:rPr>
+            </w:pPr>
+            <w:r>
+              <w:rPr>
+                <w:rFonts w:eastAsia="Times New Roman" w:cstheme="minorHAnsi"/>
+                <w:lang w:val="es-ES" w:eastAsia="es-ES"/>
+                <w14:ligatures w14:val="none"/>
+              </w:rPr>
+              <w:t>Normal —referencia—, midriasis unilateral y bilateral.</w:t>
+            </w:r>
+          </w:p>
+        </w:tc>
+        <w:tc>
+          <w:tcPr>
+            <w:tcW w:w="0" w:type="auto"/>
+            <w:vAlign w:val="center"/>
+            <w:hideMark/>
+          </w:tcPr>
+          <w:p>
+            <w:pPr>
+              <w:spacing w:after="0" w:line="240" w:lineRule="auto"/>
+              <w:rPr>
+                <w:rFonts w:eastAsia="Times New Roman" w:cstheme="minorHAnsi"/>
+                <w:lang w:val="es-ES" w:eastAsia="es-ES"/>
+                <w14:ligatures w14:val="none"/>
+              </w:rPr>
+            </w:pPr>
+            <w:r>
+              <w:rPr>
+                <w:rFonts w:eastAsia="Times New Roman" w:cstheme="minorHAnsi"/>
+                <w:lang w:val="es-ES" w:eastAsia="es-ES"/>
+                <w14:ligatures w14:val="none"/>
+              </w:rPr>
+              <w:t xml:space="preserve">Vacíos, NA y categorías no reconocidas quedan NA. El código reconoce literalmente </w:t>
+            </w:r>
+            <w:r>
+              <w:rPr>
+                <w:rFonts w:eastAsia="Times New Roman" w:cstheme="minorHAnsi"/>
+                <w:sz w:val="20"/>
+                <w:szCs w:val="20"/>
+                <w:lang w:val="es-ES" w:eastAsia="es-ES"/>
+                <w14:ligatures w14:val="none"/>
+              </w:rPr>
+              <w:t xml:space="preserve">midriasis </w:t>
+            </w:r>
+            <w:proofErr w:type="spellStart"/>
+            <w:r>
+              <w:rPr>
+                <w:rFonts w:eastAsia="Times New Roman" w:cstheme="minorHAnsi"/>
+                <w:sz w:val="20"/>
+                <w:szCs w:val="20"/>
+                <w:lang w:val="es-ES" w:eastAsia="es-ES"/>
+                <w14:ligatures w14:val="none"/>
+              </w:rPr>
+              <w:t>bilatera</w:t>
+            </w:r>
+            <w:proofErr w:type="spellEnd"/>
+            <w:r>
+              <w:rPr>
+                <w:rFonts w:eastAsia="Times New Roman" w:cstheme="minorHAnsi"/>
+                <w:lang w:val="es-ES" w:eastAsia="es-ES"/>
+                <w14:ligatures w14:val="none"/>
+              </w:rPr>
+              <w:t xml:space="preserve"> como bilateral.</w:t>
+            </w:r>
+          </w:p>
+        </w:tc>
+      </w:tr>
+      <w:tr>
+        <w:trPr>
+          <w:tblCellSpacing w:w="15" w:type="dxa"/>
+        </w:trPr>
+        <w:tc>
+          <w:tcPr>
+            <w:tcW w:w="0" w:type="auto"/>
+            <w:vAlign w:val="center"/>
+            <w:hideMark/>
+          </w:tcPr>
+          <w:p>
+            <w:pPr>
+              <w:spacing w:after="0" w:line="240" w:lineRule="auto"/>
+              <w:rPr>
+                <w:rFonts w:eastAsia="Times New Roman" w:cstheme="minorHAnsi"/>
+                <w:lang w:val="es-ES" w:eastAsia="es-ES"/>
+                <w14:ligatures w14:val="none"/>
+              </w:rPr>
+            </w:pPr>
+            <w:r>
+              <w:rPr>
+                <w:rFonts w:eastAsia="Times New Roman" w:cstheme="minorHAnsi"/>
+                <w:b/>
+                <w:bCs/>
+                <w:lang w:val="es-ES" w:eastAsia="es-ES"/>
+                <w14:ligatures w14:val="none"/>
+              </w:rPr>
+              <w:t>GCS ≤8</w:t>
+            </w:r>
+          </w:p>
+        </w:tc>
+        <w:tc>
+          <w:tcPr>
+            <w:tcW w:w="2116" w:type="dxa"/>
+            <w:vAlign w:val="center"/>
+            <w:hideMark/>
+          </w:tcPr>
+          <w:p>
+            <w:pPr>
+              <w:spacing w:after="0" w:line="240" w:lineRule="auto"/>
+              <w:rPr>
+                <w:rFonts w:eastAsia="Times New Roman" w:cstheme="minorHAnsi"/>
+                <w:lang w:val="es-ES" w:eastAsia="es-ES"/>
+                <w14:ligatures w14:val="none"/>
+              </w:rPr>
+            </w:pPr>
+            <w:proofErr w:type="spellStart"/>
+            <w:r>
+              <w:rPr>
+                <w:rFonts w:eastAsia="Times New Roman" w:cstheme="minorHAnsi"/>
+                <w:sz w:val="20"/>
+                <w:szCs w:val="20"/>
+                <w:lang w:val="es-ES" w:eastAsia="es-ES"/>
+                <w14:ligatures w14:val="none"/>
+              </w:rPr>
+              <w:t>gcs_total_introducido</w:t>
+            </w:r>
+            <w:proofErr w:type="spellEnd"/>
+          </w:p>
+        </w:tc>
+        <w:tc>
+          <w:tcPr>
+            <w:tcW w:w="2740" w:type="dxa"/>
+            <w:vAlign w:val="center"/>
+            <w:hideMark/>
+          </w:tcPr>
+          <w:p>
+            <w:pPr>
+              <w:spacing w:after="0" w:line="240" w:lineRule="auto"/>
+              <w:rPr>
+                <w:rFonts w:eastAsia="Times New Roman" w:cstheme="minorHAnsi"/>
+                <w:lang w:val="es-ES" w:eastAsia="es-ES"/>
+                <w14:ligatures w14:val="none"/>
+              </w:rPr>
+            </w:pPr>
+            <w:r>
+              <w:rPr>
+                <w:rFonts w:eastAsia="Times New Roman" w:cstheme="minorHAnsi"/>
+                <w:lang w:val="es-ES" w:eastAsia="es-ES"/>
+                <w14:ligatures w14:val="none"/>
+              </w:rPr>
+              <w:t>1 si GCS ≤8; 0 si &gt;8. No se introduce el GCS continuo ni se reconstruye a partir de sus componentes.</w:t>
+            </w:r>
+          </w:p>
+        </w:tc>
+        <w:tc>
+          <w:tcPr>
+            <w:tcW w:w="0" w:type="auto"/>
+            <w:vAlign w:val="center"/>
+            <w:hideMark/>
+          </w:tcPr>
+          <w:p>
+            <w:pPr>
+              <w:spacing w:after="0" w:line="240" w:lineRule="auto"/>
+              <w:rPr>
+                <w:rFonts w:eastAsia="Times New Roman" w:cstheme="minorHAnsi"/>
+                <w:lang w:val="es-ES" w:eastAsia="es-ES"/>
+                <w14:ligatures w14:val="none"/>
+              </w:rPr>
+            </w:pPr>
+            <w:r>
+              <w:rPr>
+                <w:rFonts w:eastAsia="Times New Roman" w:cstheme="minorHAnsi"/>
+                <w:lang w:val="es-ES" w:eastAsia="es-ES"/>
+                <w14:ligatures w14:val="none"/>
+              </w:rPr>
+              <w:t>Vacíos, NA y valores no convertibles a número quedan NA.</w:t>
+            </w:r>
+          </w:p>
+        </w:tc>
+      </w:tr>
+      <w:tr>
+        <w:trPr>
+          <w:tblCellSpacing w:w="15" w:type="dxa"/>
+        </w:trPr>
+        <w:tc>
+          <w:tcPr>
+            <w:tcW w:w="0" w:type="auto"/>
+            <w:vAlign w:val="center"/>
+            <w:hideMark/>
+          </w:tcPr>
+          <w:p>
+            <w:pPr>
+              <w:spacing w:after="0" w:line="240" w:lineRule="auto"/>
+              <w:rPr>
+                <w:rFonts w:eastAsia="Times New Roman" w:cstheme="minorHAnsi"/>
+                <w:lang w:val="es-ES" w:eastAsia="es-ES"/>
+                <w14:ligatures w14:val="none"/>
+              </w:rPr>
+            </w:pPr>
+            <w:r>
+              <w:rPr>
+                <w:rFonts w:eastAsia="Times New Roman" w:cstheme="minorHAnsi"/>
+                <w:b/>
+                <w:bCs/>
+                <w:lang w:val="es-ES" w:eastAsia="es-ES"/>
+                <w14:ligatures w14:val="none"/>
+              </w:rPr>
+              <w:t>MAIS-Head</w:t>
+            </w:r>
+          </w:p>
+        </w:tc>
+        <w:tc>
+          <w:tcPr>
+            <w:tcW w:w="2116" w:type="dxa"/>
+            <w:vAlign w:val="center"/>
+            <w:hideMark/>
+          </w:tcPr>
+          <w:p>
+            <w:pPr>
+              <w:spacing w:after="0" w:line="240" w:lineRule="auto"/>
+              <w:rPr>
+                <w:rFonts w:eastAsia="Times New Roman" w:cstheme="minorHAnsi"/>
+                <w:lang w:val="es-ES" w:eastAsia="es-ES"/>
+                <w14:ligatures w14:val="none"/>
+              </w:rPr>
+            </w:pPr>
+            <w:r>
+              <w:rPr>
+                <w:rFonts w:eastAsia="Times New Roman" w:cstheme="minorHAnsi"/>
+                <w:sz w:val="20"/>
+                <w:szCs w:val="20"/>
+                <w:lang w:val="es-ES" w:eastAsia="es-ES"/>
+                <w14:ligatures w14:val="none"/>
+              </w:rPr>
+              <w:t>mais1</w:t>
+            </w:r>
+          </w:p>
+        </w:tc>
+        <w:tc>
+          <w:tcPr>
+            <w:tcW w:w="2740" w:type="dxa"/>
+            <w:vAlign w:val="center"/>
+            <w:hideMark/>
+          </w:tcPr>
+          <w:p>
+            <w:pPr>
+              <w:spacing w:after="0" w:line="240" w:lineRule="auto"/>
+              <w:rPr>
+                <w:rFonts w:eastAsia="Times New Roman" w:cstheme="minorHAnsi"/>
+                <w:lang w:val="es-ES" w:eastAsia="es-ES"/>
+                <w14:ligatures w14:val="none"/>
+              </w:rPr>
+            </w:pPr>
+            <w:r>
+              <w:rPr>
+                <w:rFonts w:eastAsia="Times New Roman" w:cstheme="minorHAnsi"/>
+                <w:lang w:val="es-ES" w:eastAsia="es-ES"/>
+                <w14:ligatures w14:val="none"/>
+              </w:rPr>
+              <w:t>1 si el valor es ≥3; 0 si es 0–2.</w:t>
+            </w:r>
+          </w:p>
+        </w:tc>
+        <w:tc>
+          <w:tcPr>
+            <w:tcW w:w="0" w:type="auto"/>
+            <w:vAlign w:val="center"/>
+            <w:hideMark/>
+          </w:tcPr>
+          <w:p>
+            <w:pPr>
+              <w:spacing w:after="0" w:line="240" w:lineRule="auto"/>
+              <w:rPr>
+                <w:rFonts w:eastAsia="Times New Roman" w:cstheme="minorHAnsi"/>
+                <w:lang w:val="es-ES" w:eastAsia="es-ES"/>
+                <w14:ligatures w14:val="none"/>
+              </w:rPr>
+            </w:pPr>
+            <w:r>
+              <w:rPr>
+                <w:rFonts w:eastAsia="Times New Roman" w:cstheme="minorHAnsi"/>
+                <w:lang w:val="es-ES" w:eastAsia="es-ES"/>
+                <w14:ligatures w14:val="none"/>
+              </w:rPr>
+              <w:t xml:space="preserve">Vacíos, NA y textos </w:t>
+            </w:r>
+            <w:r>
+              <w:rPr>
+                <w:rFonts w:eastAsia="Times New Roman" w:cstheme="minorHAnsi"/>
+                <w:sz w:val="20"/>
+                <w:szCs w:val="20"/>
+                <w:lang w:val="es-ES" w:eastAsia="es-ES"/>
+                <w14:ligatures w14:val="none"/>
+              </w:rPr>
+              <w:t>NA</w:t>
+            </w:r>
+            <w:r>
+              <w:rPr>
+                <w:rFonts w:eastAsia="Times New Roman" w:cstheme="minorHAnsi"/>
+                <w:lang w:val="es-ES" w:eastAsia="es-ES"/>
+                <w14:ligatures w14:val="none"/>
+              </w:rPr>
+              <w:t>/</w:t>
+            </w:r>
+            <w:r>
+              <w:rPr>
+                <w:rFonts w:eastAsia="Times New Roman" w:cstheme="minorHAnsi"/>
+                <w:sz w:val="20"/>
+                <w:szCs w:val="20"/>
+                <w:lang w:val="es-ES" w:eastAsia="es-ES"/>
+                <w14:ligatures w14:val="none"/>
+              </w:rPr>
+              <w:t>NAS</w:t>
+            </w:r>
+            <w:r>
+              <w:rPr>
+                <w:rFonts w:eastAsia="Times New Roman" w:cstheme="minorHAnsi"/>
+                <w:lang w:val="es-ES" w:eastAsia="es-ES"/>
+                <w14:ligatures w14:val="none"/>
+              </w:rPr>
+              <w:t xml:space="preserve"> se sustituyen por 0. Valores inesperados o distintos de los enteros 0–6 quedan NA.</w:t>
+            </w:r>
+          </w:p>
+        </w:tc>
+      </w:tr>
+      <w:tr>
+        <w:trPr>
+          <w:tblCellSpacing w:w="15" w:type="dxa"/>
+        </w:trPr>
+        <w:tc>
+          <w:tcPr>
+            <w:tcW w:w="0" w:type="auto"/>
+            <w:vAlign w:val="center"/>
+            <w:hideMark/>
+          </w:tcPr>
+          <w:p>
+            <w:pPr>
+              <w:spacing w:after="0" w:line="240" w:lineRule="auto"/>
+              <w:rPr>
+                <w:rFonts w:eastAsia="Times New Roman" w:cstheme="minorHAnsi"/>
+                <w:lang w:val="es-ES" w:eastAsia="es-ES"/>
+                <w14:ligatures w14:val="none"/>
+              </w:rPr>
+            </w:pPr>
+            <w:r>
+              <w:rPr>
+                <w:rFonts w:eastAsia="Times New Roman" w:cstheme="minorHAnsi"/>
+                <w:b/>
+                <w:bCs/>
+                <w:lang w:val="es-ES" w:eastAsia="es-ES"/>
+                <w14:ligatures w14:val="none"/>
+              </w:rPr>
+              <w:lastRenderedPageBreak/>
+              <w:t>MAIS-</w:t>
+            </w:r>
+            <w:proofErr w:type="spellStart"/>
+            <w:r>
+              <w:rPr>
+                <w:rFonts w:eastAsia="Times New Roman" w:cstheme="minorHAnsi"/>
+                <w:b/>
+                <w:bCs/>
+                <w:lang w:val="es-ES" w:eastAsia="es-ES"/>
+                <w14:ligatures w14:val="none"/>
+              </w:rPr>
+              <w:t>Thorax</w:t>
+            </w:r>
+            <w:proofErr w:type="spellEnd"/>
+          </w:p>
+        </w:tc>
+        <w:tc>
+          <w:tcPr>
+            <w:tcW w:w="2116" w:type="dxa"/>
+            <w:vAlign w:val="center"/>
+            <w:hideMark/>
+          </w:tcPr>
+          <w:p>
+            <w:pPr>
+              <w:spacing w:after="0" w:line="240" w:lineRule="auto"/>
+              <w:rPr>
+                <w:rFonts w:eastAsia="Times New Roman" w:cstheme="minorHAnsi"/>
+                <w:lang w:val="es-ES" w:eastAsia="es-ES"/>
+                <w14:ligatures w14:val="none"/>
+              </w:rPr>
+            </w:pPr>
+            <w:r>
+              <w:rPr>
+                <w:rFonts w:eastAsia="Times New Roman" w:cstheme="minorHAnsi"/>
+                <w:sz w:val="20"/>
+                <w:szCs w:val="20"/>
+                <w:lang w:val="es-ES" w:eastAsia="es-ES"/>
+                <w14:ligatures w14:val="none"/>
+              </w:rPr>
+              <w:t>mais3</w:t>
+            </w:r>
+          </w:p>
+        </w:tc>
+        <w:tc>
+          <w:tcPr>
+            <w:tcW w:w="2740" w:type="dxa"/>
+            <w:vAlign w:val="center"/>
+            <w:hideMark/>
+          </w:tcPr>
+          <w:p>
+            <w:pPr>
+              <w:spacing w:after="0" w:line="240" w:lineRule="auto"/>
+              <w:rPr>
+                <w:rFonts w:eastAsia="Times New Roman" w:cstheme="minorHAnsi"/>
+                <w:lang w:val="es-ES" w:eastAsia="es-ES"/>
+                <w14:ligatures w14:val="none"/>
+              </w:rPr>
+            </w:pPr>
+            <w:r>
+              <w:rPr>
+                <w:rFonts w:eastAsia="Times New Roman" w:cstheme="minorHAnsi"/>
+                <w:lang w:val="es-ES" w:eastAsia="es-ES"/>
+                <w14:ligatures w14:val="none"/>
+              </w:rPr>
+              <w:t>1 si el valor es ≥3; 0 si es 0–2.</w:t>
+            </w:r>
+          </w:p>
+        </w:tc>
+        <w:tc>
+          <w:tcPr>
+            <w:tcW w:w="0" w:type="auto"/>
+            <w:vAlign w:val="center"/>
+            <w:hideMark/>
+          </w:tcPr>
+          <w:p>
+            <w:pPr>
+              <w:spacing w:after="0" w:line="240" w:lineRule="auto"/>
+              <w:rPr>
+                <w:rFonts w:eastAsia="Times New Roman" w:cstheme="minorHAnsi"/>
+                <w:lang w:val="es-ES" w:eastAsia="es-ES"/>
+                <w14:ligatures w14:val="none"/>
+              </w:rPr>
+            </w:pPr>
+            <w:r>
+              <w:rPr>
+                <w:rFonts w:eastAsia="Times New Roman" w:cstheme="minorHAnsi"/>
+                <w:lang w:val="es-ES" w:eastAsia="es-ES"/>
+                <w14:ligatures w14:val="none"/>
+              </w:rPr>
+              <w:t>Mismo tratamiento que MAIS-Head.</w:t>
+            </w:r>
+          </w:p>
+        </w:tc>
+      </w:tr>
+      <w:tr>
+        <w:trPr>
+          <w:tblCellSpacing w:w="15" w:type="dxa"/>
+        </w:trPr>
+        <w:tc>
+          <w:tcPr>
+            <w:tcW w:w="0" w:type="auto"/>
+            <w:vAlign w:val="center"/>
+            <w:hideMark/>
+          </w:tcPr>
+          <w:p>
+            <w:pPr>
+              <w:spacing w:after="0" w:line="240" w:lineRule="auto"/>
+              <w:rPr>
+                <w:rFonts w:eastAsia="Times New Roman" w:cstheme="minorHAnsi"/>
+                <w:lang w:val="es-ES" w:eastAsia="es-ES"/>
+                <w14:ligatures w14:val="none"/>
+              </w:rPr>
+            </w:pPr>
+            <w:r>
+              <w:rPr>
+                <w:rFonts w:eastAsia="Times New Roman" w:cstheme="minorHAnsi"/>
+                <w:b/>
+                <w:bCs/>
+                <w:lang w:val="es-ES" w:eastAsia="es-ES"/>
+                <w14:ligatures w14:val="none"/>
+              </w:rPr>
+              <w:t>Fallo hemodinámico</w:t>
+            </w:r>
+          </w:p>
+        </w:tc>
+        <w:tc>
+          <w:tcPr>
+            <w:tcW w:w="2116" w:type="dxa"/>
+            <w:vAlign w:val="center"/>
+            <w:hideMark/>
+          </w:tcPr>
+          <w:p>
+            <w:pPr>
+              <w:spacing w:after="0" w:line="240" w:lineRule="auto"/>
+              <w:rPr>
+                <w:rFonts w:eastAsia="Times New Roman" w:cstheme="minorHAnsi"/>
+                <w:lang w:val="es-ES" w:eastAsia="es-ES"/>
+                <w14:ligatures w14:val="none"/>
+              </w:rPr>
+            </w:pPr>
+            <w:proofErr w:type="spellStart"/>
+            <w:r>
+              <w:rPr>
+                <w:rFonts w:eastAsia="Times New Roman" w:cstheme="minorHAnsi"/>
+                <w:sz w:val="20"/>
+                <w:szCs w:val="20"/>
+                <w:lang w:val="es-ES" w:eastAsia="es-ES"/>
+                <w14:ligatures w14:val="none"/>
+              </w:rPr>
+              <w:t>situacion_hemodinamica</w:t>
+            </w:r>
+            <w:proofErr w:type="spellEnd"/>
+          </w:p>
+        </w:tc>
+        <w:tc>
+          <w:tcPr>
+            <w:tcW w:w="2740" w:type="dxa"/>
+            <w:vAlign w:val="center"/>
+            <w:hideMark/>
+          </w:tcPr>
+          <w:p>
+            <w:pPr>
+              <w:spacing w:after="0" w:line="240" w:lineRule="auto"/>
+              <w:rPr>
+                <w:rFonts w:eastAsia="Times New Roman" w:cstheme="minorHAnsi"/>
+                <w:lang w:val="es-ES" w:eastAsia="es-ES"/>
+                <w14:ligatures w14:val="none"/>
+              </w:rPr>
+            </w:pPr>
+            <w:r>
+              <w:rPr>
+                <w:rFonts w:eastAsia="Times New Roman" w:cstheme="minorHAnsi"/>
+                <w:lang w:val="es-ES" w:eastAsia="es-ES"/>
+                <w14:ligatures w14:val="none"/>
+              </w:rPr>
+              <w:t>1 para «shock» o «shock refractario»; 0 para «estable» o «inestable remonta con volumen».</w:t>
+            </w:r>
+          </w:p>
+        </w:tc>
+        <w:tc>
+          <w:tcPr>
+            <w:tcW w:w="0" w:type="auto"/>
+            <w:vAlign w:val="center"/>
+            <w:hideMark/>
+          </w:tcPr>
+          <w:p>
+            <w:pPr>
+              <w:spacing w:after="0" w:line="240" w:lineRule="auto"/>
+              <w:rPr>
+                <w:rFonts w:eastAsia="Times New Roman" w:cstheme="minorHAnsi"/>
+                <w:lang w:val="es-ES" w:eastAsia="es-ES"/>
+                <w14:ligatures w14:val="none"/>
+              </w:rPr>
+            </w:pPr>
+            <w:r>
+              <w:rPr>
+                <w:rFonts w:eastAsia="Times New Roman" w:cstheme="minorHAnsi"/>
+                <w:lang w:val="es-ES" w:eastAsia="es-ES"/>
+                <w14:ligatures w14:val="none"/>
+              </w:rPr>
+              <w:t>Vacíos, NA y categorías no reconocidas quedan NA.</w:t>
+            </w:r>
+          </w:p>
+        </w:tc>
+      </w:tr>
+      <w:tr>
+        <w:trPr>
+          <w:tblCellSpacing w:w="15" w:type="dxa"/>
+        </w:trPr>
+        <w:tc>
+          <w:tcPr>
+            <w:tcW w:w="0" w:type="auto"/>
+            <w:vAlign w:val="center"/>
+            <w:hideMark/>
+          </w:tcPr>
+          <w:p>
+            <w:pPr>
+              <w:spacing w:after="0" w:line="240" w:lineRule="auto"/>
+              <w:rPr>
+                <w:rFonts w:eastAsia="Times New Roman" w:cstheme="minorHAnsi"/>
+                <w:lang w:val="es-ES" w:eastAsia="es-ES"/>
+                <w14:ligatures w14:val="none"/>
+              </w:rPr>
+            </w:pPr>
+            <w:r>
+              <w:rPr>
+                <w:rFonts w:eastAsia="Times New Roman" w:cstheme="minorHAnsi"/>
+                <w:b/>
+                <w:bCs/>
+                <w:lang w:val="es-ES" w:eastAsia="es-ES"/>
+                <w14:ligatures w14:val="none"/>
+              </w:rPr>
+              <w:t>Fallo respiratorio</w:t>
+            </w:r>
+          </w:p>
+        </w:tc>
+        <w:tc>
+          <w:tcPr>
+            <w:tcW w:w="2116" w:type="dxa"/>
+            <w:vAlign w:val="center"/>
+            <w:hideMark/>
+          </w:tcPr>
+          <w:p>
+            <w:pPr>
+              <w:spacing w:after="0" w:line="240" w:lineRule="auto"/>
+              <w:rPr>
+                <w:rFonts w:eastAsia="Times New Roman" w:cstheme="minorHAnsi"/>
+                <w:lang w:val="es-ES" w:eastAsia="es-ES"/>
+                <w14:ligatures w14:val="none"/>
+              </w:rPr>
+            </w:pPr>
+            <w:proofErr w:type="spellStart"/>
+            <w:r>
+              <w:rPr>
+                <w:rFonts w:eastAsia="Times New Roman" w:cstheme="minorHAnsi"/>
+                <w:sz w:val="20"/>
+                <w:szCs w:val="20"/>
+                <w:lang w:val="es-ES" w:eastAsia="es-ES"/>
+                <w14:ligatures w14:val="none"/>
+              </w:rPr>
+              <w:t>adrs</w:t>
+            </w:r>
+            <w:proofErr w:type="spellEnd"/>
+          </w:p>
+        </w:tc>
+        <w:tc>
+          <w:tcPr>
+            <w:tcW w:w="2740" w:type="dxa"/>
+            <w:vAlign w:val="center"/>
+            <w:hideMark/>
+          </w:tcPr>
+          <w:p>
+            <w:pPr>
+              <w:spacing w:after="0" w:line="240" w:lineRule="auto"/>
+              <w:rPr>
+                <w:rFonts w:eastAsia="Times New Roman" w:cstheme="minorHAnsi"/>
+                <w:lang w:val="es-ES" w:eastAsia="es-ES"/>
+                <w14:ligatures w14:val="none"/>
+              </w:rPr>
+            </w:pPr>
+            <w:r>
+              <w:rPr>
+                <w:rFonts w:eastAsia="Times New Roman" w:cstheme="minorHAnsi"/>
+                <w:lang w:val="es-ES" w:eastAsia="es-ES"/>
+                <w14:ligatures w14:val="none"/>
+              </w:rPr>
+              <w:t xml:space="preserve">1 para las categorías </w:t>
+            </w:r>
+            <w:r>
+              <w:rPr>
+                <w:rFonts w:eastAsia="Times New Roman" w:cstheme="minorHAnsi"/>
+                <w:sz w:val="20"/>
+                <w:szCs w:val="20"/>
+                <w:lang w:val="es-ES" w:eastAsia="es-ES"/>
+                <w14:ligatures w14:val="none"/>
+              </w:rPr>
+              <w:t>&lt;100</w:t>
+            </w:r>
+            <w:r>
+              <w:rPr>
+                <w:rFonts w:eastAsia="Times New Roman" w:cstheme="minorHAnsi"/>
+                <w:lang w:val="es-ES" w:eastAsia="es-ES"/>
+                <w14:ligatures w14:val="none"/>
+              </w:rPr>
+              <w:t xml:space="preserve"> y </w:t>
+            </w:r>
+            <w:r>
+              <w:rPr>
+                <w:rFonts w:eastAsia="Times New Roman" w:cstheme="minorHAnsi"/>
+                <w:sz w:val="20"/>
+                <w:szCs w:val="20"/>
+                <w:lang w:val="es-ES" w:eastAsia="es-ES"/>
+                <w14:ligatures w14:val="none"/>
+              </w:rPr>
+              <w:t>101-200</w:t>
+            </w:r>
+            <w:r>
+              <w:rPr>
+                <w:rFonts w:eastAsia="Times New Roman" w:cstheme="minorHAnsi"/>
+                <w:lang w:val="es-ES" w:eastAsia="es-ES"/>
+                <w14:ligatures w14:val="none"/>
+              </w:rPr>
+              <w:t xml:space="preserve">; 0 para </w:t>
+            </w:r>
+            <w:r>
+              <w:rPr>
+                <w:rFonts w:eastAsia="Times New Roman" w:cstheme="minorHAnsi"/>
+                <w:sz w:val="20"/>
+                <w:szCs w:val="20"/>
+                <w:lang w:val="es-ES" w:eastAsia="es-ES"/>
+                <w14:ligatures w14:val="none"/>
+              </w:rPr>
+              <w:t>no</w:t>
+            </w:r>
+            <w:r>
+              <w:rPr>
+                <w:rFonts w:eastAsia="Times New Roman" w:cstheme="minorHAnsi"/>
+                <w:lang w:val="es-ES" w:eastAsia="es-ES"/>
+                <w14:ligatures w14:val="none"/>
+              </w:rPr>
+              <w:t xml:space="preserve">, </w:t>
+            </w:r>
+            <w:r>
+              <w:rPr>
+                <w:rFonts w:eastAsia="Times New Roman" w:cstheme="minorHAnsi"/>
+                <w:sz w:val="20"/>
+                <w:szCs w:val="20"/>
+                <w:lang w:val="es-ES" w:eastAsia="es-ES"/>
+                <w14:ligatures w14:val="none"/>
+              </w:rPr>
+              <w:t>201 -300</w:t>
+            </w:r>
+            <w:r>
+              <w:rPr>
+                <w:rFonts w:eastAsia="Times New Roman" w:cstheme="minorHAnsi"/>
+                <w:lang w:val="es-ES" w:eastAsia="es-ES"/>
+                <w14:ligatures w14:val="none"/>
+              </w:rPr>
+              <w:t xml:space="preserve"> y </w:t>
+            </w:r>
+            <w:r>
+              <w:rPr>
+                <w:rFonts w:eastAsia="Times New Roman" w:cstheme="minorHAnsi"/>
+                <w:sz w:val="20"/>
+                <w:szCs w:val="20"/>
+                <w:lang w:val="es-ES" w:eastAsia="es-ES"/>
+                <w14:ligatures w14:val="none"/>
+              </w:rPr>
+              <w:t>&gt; 300</w:t>
+            </w:r>
+            <w:r>
+              <w:rPr>
+                <w:rFonts w:eastAsia="Times New Roman" w:cstheme="minorHAnsi"/>
+                <w:lang w:val="es-ES" w:eastAsia="es-ES"/>
+                <w14:ligatures w14:val="none"/>
+              </w:rPr>
+              <w:t>.</w:t>
+            </w:r>
+          </w:p>
+        </w:tc>
+        <w:tc>
+          <w:tcPr>
+            <w:tcW w:w="0" w:type="auto"/>
+            <w:vAlign w:val="center"/>
+            <w:hideMark/>
+          </w:tcPr>
+          <w:p>
+            <w:pPr>
+              <w:spacing w:after="0" w:line="240" w:lineRule="auto"/>
+              <w:rPr>
+                <w:rFonts w:eastAsia="Times New Roman" w:cstheme="minorHAnsi"/>
+                <w:lang w:val="es-ES" w:eastAsia="es-ES"/>
+                <w14:ligatures w14:val="none"/>
+              </w:rPr>
+            </w:pPr>
+            <w:r>
+              <w:rPr>
+                <w:rFonts w:eastAsia="Times New Roman" w:cstheme="minorHAnsi"/>
+                <w:lang w:val="es-ES" w:eastAsia="es-ES"/>
+                <w14:ligatures w14:val="none"/>
+              </w:rPr>
+              <w:t>Vacíos, NA y categorías no reconocidas quedan NA.</w:t>
+            </w:r>
+          </w:p>
+        </w:tc>
+      </w:tr>
+      <w:tr>
+        <w:trPr>
+          <w:tblCellSpacing w:w="15" w:type="dxa"/>
+        </w:trPr>
+        <w:tc>
+          <w:tcPr>
+            <w:tcW w:w="0" w:type="auto"/>
+            <w:vAlign w:val="center"/>
+            <w:hideMark/>
+          </w:tcPr>
+          <w:p>
+            <w:pPr>
+              <w:spacing w:after="0" w:line="240" w:lineRule="auto"/>
+              <w:rPr>
+                <w:rFonts w:eastAsia="Times New Roman" w:cstheme="minorHAnsi"/>
+                <w:lang w:val="es-ES" w:eastAsia="es-ES"/>
+                <w14:ligatures w14:val="none"/>
+              </w:rPr>
+            </w:pPr>
+            <w:r>
+              <w:rPr>
+                <w:rFonts w:eastAsia="Times New Roman" w:cstheme="minorHAnsi"/>
+                <w:b/>
+                <w:bCs/>
+                <w:lang w:val="es-ES" w:eastAsia="es-ES"/>
+                <w14:ligatures w14:val="none"/>
+              </w:rPr>
+              <w:t>Coagulopatía</w:t>
+            </w:r>
+          </w:p>
+        </w:tc>
+        <w:tc>
+          <w:tcPr>
+            <w:tcW w:w="2116" w:type="dxa"/>
+            <w:vAlign w:val="center"/>
+            <w:hideMark/>
+          </w:tcPr>
+          <w:p>
+            <w:pPr>
+              <w:spacing w:after="0" w:line="240" w:lineRule="auto"/>
+              <w:rPr>
+                <w:rFonts w:eastAsia="Times New Roman" w:cstheme="minorHAnsi"/>
+                <w:lang w:val="es-ES" w:eastAsia="es-ES"/>
+                <w14:ligatures w14:val="none"/>
+              </w:rPr>
+            </w:pPr>
+            <w:proofErr w:type="spellStart"/>
+            <w:r>
+              <w:rPr>
+                <w:rFonts w:eastAsia="Times New Roman" w:cstheme="minorHAnsi"/>
+                <w:sz w:val="20"/>
+                <w:szCs w:val="20"/>
+                <w:lang w:val="es-ES" w:eastAsia="es-ES"/>
+                <w14:ligatures w14:val="none"/>
+              </w:rPr>
+              <w:t>coagulopatia</w:t>
+            </w:r>
+            <w:proofErr w:type="spellEnd"/>
+          </w:p>
+        </w:tc>
+        <w:tc>
+          <w:tcPr>
+            <w:tcW w:w="2740" w:type="dxa"/>
+            <w:vAlign w:val="center"/>
+            <w:hideMark/>
+          </w:tcPr>
+          <w:p>
+            <w:pPr>
+              <w:spacing w:after="0" w:line="240" w:lineRule="auto"/>
+              <w:rPr>
+                <w:rFonts w:eastAsia="Times New Roman" w:cstheme="minorHAnsi"/>
+                <w:lang w:val="es-ES" w:eastAsia="es-ES"/>
+                <w14:ligatures w14:val="none"/>
+              </w:rPr>
+            </w:pPr>
+            <w:r>
+              <w:rPr>
+                <w:rFonts w:eastAsia="Times New Roman" w:cstheme="minorHAnsi"/>
+                <w:lang w:val="es-ES" w:eastAsia="es-ES"/>
+                <w14:ligatures w14:val="none"/>
+              </w:rPr>
+              <w:t>1 para «sí»; 0 para «no». Se utiliza el indicador registrado, sin reconstruirlo con las analíticas.</w:t>
+            </w:r>
+          </w:p>
+        </w:tc>
+        <w:tc>
+          <w:tcPr>
+            <w:tcW w:w="0" w:type="auto"/>
+            <w:vAlign w:val="center"/>
+            <w:hideMark/>
+          </w:tcPr>
+          <w:p>
+            <w:pPr>
+              <w:spacing w:after="0" w:line="240" w:lineRule="auto"/>
+              <w:rPr>
+                <w:rFonts w:eastAsia="Times New Roman" w:cstheme="minorHAnsi"/>
+                <w:lang w:val="es-ES" w:eastAsia="es-ES"/>
+                <w14:ligatures w14:val="none"/>
+              </w:rPr>
+            </w:pPr>
+            <w:r>
+              <w:rPr>
+                <w:rFonts w:eastAsia="Times New Roman" w:cstheme="minorHAnsi"/>
+                <w:lang w:val="es-ES" w:eastAsia="es-ES"/>
+                <w14:ligatures w14:val="none"/>
+              </w:rPr>
+              <w:t>Vacíos, NA y categorías no reconocidas quedan NA.</w:t>
+            </w:r>
+          </w:p>
+        </w:tc>
+      </w:tr>
+      <w:tr>
+        <w:trPr>
+          <w:tblCellSpacing w:w="15" w:type="dxa"/>
+        </w:trPr>
+        <w:tc>
+          <w:tcPr>
+            <w:tcW w:w="0" w:type="auto"/>
+            <w:vAlign w:val="center"/>
+            <w:hideMark/>
+          </w:tcPr>
+          <w:p>
+            <w:pPr>
+              <w:spacing w:after="0" w:line="240" w:lineRule="auto"/>
+              <w:rPr>
+                <w:rFonts w:eastAsia="Times New Roman" w:cstheme="minorHAnsi"/>
+                <w:lang w:val="es-ES" w:eastAsia="es-ES"/>
+                <w14:ligatures w14:val="none"/>
+              </w:rPr>
+            </w:pPr>
+            <w:r>
+              <w:rPr>
+                <w:rFonts w:eastAsia="Times New Roman" w:cstheme="minorHAnsi"/>
+                <w:b/>
+                <w:bCs/>
+                <w:lang w:val="es-ES" w:eastAsia="es-ES"/>
+                <w14:ligatures w14:val="none"/>
+              </w:rPr>
+              <w:t>Ventilación mecánica</w:t>
+            </w:r>
+          </w:p>
+        </w:tc>
+        <w:tc>
+          <w:tcPr>
+            <w:tcW w:w="2116" w:type="dxa"/>
+            <w:vAlign w:val="center"/>
+            <w:hideMark/>
+          </w:tcPr>
+          <w:p>
+            <w:pPr>
+              <w:spacing w:after="0" w:line="240" w:lineRule="auto"/>
+              <w:rPr>
+                <w:rFonts w:eastAsia="Times New Roman" w:cstheme="minorHAnsi"/>
+                <w:lang w:val="es-ES" w:eastAsia="es-ES"/>
+                <w14:ligatures w14:val="none"/>
+              </w:rPr>
+            </w:pPr>
+            <w:proofErr w:type="spellStart"/>
+            <w:r>
+              <w:rPr>
+                <w:rFonts w:eastAsia="Times New Roman" w:cstheme="minorHAnsi"/>
+                <w:sz w:val="20"/>
+                <w:szCs w:val="20"/>
+                <w:lang w:val="es-ES" w:eastAsia="es-ES"/>
+                <w14:ligatures w14:val="none"/>
+              </w:rPr>
+              <w:t>vmec_dico</w:t>
+            </w:r>
+            <w:proofErr w:type="spellEnd"/>
+          </w:p>
+        </w:tc>
+        <w:tc>
+          <w:tcPr>
+            <w:tcW w:w="2740" w:type="dxa"/>
+            <w:vAlign w:val="center"/>
+            <w:hideMark/>
+          </w:tcPr>
+          <w:p>
+            <w:pPr>
+              <w:spacing w:after="0" w:line="240" w:lineRule="auto"/>
+              <w:rPr>
+                <w:rFonts w:eastAsia="Times New Roman" w:cstheme="minorHAnsi"/>
+                <w:lang w:val="es-ES" w:eastAsia="es-ES"/>
+                <w14:ligatures w14:val="none"/>
+              </w:rPr>
+            </w:pPr>
+            <w:r>
+              <w:rPr>
+                <w:rFonts w:eastAsia="Times New Roman" w:cstheme="minorHAnsi"/>
+                <w:lang w:val="es-ES" w:eastAsia="es-ES"/>
+                <w14:ligatures w14:val="none"/>
+              </w:rPr>
+              <w:t>1 para «sí»; 0 para «no».</w:t>
+            </w:r>
+          </w:p>
+        </w:tc>
+        <w:tc>
+          <w:tcPr>
+            <w:tcW w:w="0" w:type="auto"/>
+            <w:vAlign w:val="center"/>
+            <w:hideMark/>
+          </w:tcPr>
+          <w:p>
+            <w:pPr>
+              <w:spacing w:after="0" w:line="240" w:lineRule="auto"/>
+              <w:rPr>
+                <w:rFonts w:eastAsia="Times New Roman" w:cstheme="minorHAnsi"/>
+                <w:lang w:val="es-ES" w:eastAsia="es-ES"/>
+                <w14:ligatures w14:val="none"/>
+              </w:rPr>
+            </w:pPr>
+            <w:r>
+              <w:rPr>
+                <w:rFonts w:eastAsia="Times New Roman" w:cstheme="minorHAnsi"/>
+                <w:lang w:val="es-ES" w:eastAsia="es-ES"/>
+                <w14:ligatures w14:val="none"/>
+              </w:rPr>
+              <w:t>Vacíos, NA y categorías no reconocidas quedan NA.</w:t>
+            </w:r>
+          </w:p>
+        </w:tc>
+      </w:tr>
+      <w:tr>
+        <w:trPr>
+          <w:tblCellSpacing w:w="15" w:type="dxa"/>
+        </w:trPr>
+        <w:tc>
+          <w:tcPr>
+            <w:tcW w:w="0" w:type="auto"/>
+            <w:vAlign w:val="center"/>
+            <w:hideMark/>
+          </w:tcPr>
+          <w:p>
+            <w:pPr>
+              <w:spacing w:after="0" w:line="240" w:lineRule="auto"/>
+              <w:rPr>
+                <w:rFonts w:eastAsia="Times New Roman" w:cstheme="minorHAnsi"/>
+                <w:lang w:val="es-ES" w:eastAsia="es-ES"/>
+                <w14:ligatures w14:val="none"/>
+              </w:rPr>
+            </w:pPr>
+            <w:r>
+              <w:rPr>
+                <w:rFonts w:eastAsia="Times New Roman" w:cstheme="minorHAnsi"/>
+                <w:b/>
+                <w:bCs/>
+                <w:lang w:val="es-ES" w:eastAsia="es-ES"/>
+                <w14:ligatures w14:val="none"/>
+              </w:rPr>
+              <w:t>Hemorragia masiva</w:t>
+            </w:r>
+          </w:p>
+        </w:tc>
+        <w:tc>
+          <w:tcPr>
+            <w:tcW w:w="2116" w:type="dxa"/>
+            <w:vAlign w:val="center"/>
+            <w:hideMark/>
+          </w:tcPr>
+          <w:p>
+            <w:pPr>
+              <w:spacing w:after="0" w:line="240" w:lineRule="auto"/>
+              <w:rPr>
+                <w:rFonts w:eastAsia="Times New Roman" w:cstheme="minorHAnsi"/>
+                <w:lang w:val="es-ES" w:eastAsia="es-ES"/>
+                <w14:ligatures w14:val="none"/>
+              </w:rPr>
+            </w:pPr>
+            <w:proofErr w:type="spellStart"/>
+            <w:r>
+              <w:rPr>
+                <w:rFonts w:eastAsia="Times New Roman" w:cstheme="minorHAnsi"/>
+                <w:sz w:val="20"/>
+                <w:szCs w:val="20"/>
+                <w:lang w:val="es-ES" w:eastAsia="es-ES"/>
+                <w14:ligatures w14:val="none"/>
+              </w:rPr>
+              <w:t>hemorragia_masiva</w:t>
+            </w:r>
+            <w:proofErr w:type="spellEnd"/>
+          </w:p>
+        </w:tc>
+        <w:tc>
+          <w:tcPr>
+            <w:tcW w:w="2740" w:type="dxa"/>
+            <w:vAlign w:val="center"/>
+            <w:hideMark/>
+          </w:tcPr>
+          <w:p>
+            <w:pPr>
+              <w:spacing w:after="0" w:line="240" w:lineRule="auto"/>
+              <w:rPr>
+                <w:rFonts w:eastAsia="Times New Roman" w:cstheme="minorHAnsi"/>
+                <w:lang w:val="es-ES" w:eastAsia="es-ES"/>
+                <w14:ligatures w14:val="none"/>
+              </w:rPr>
+            </w:pPr>
+            <w:r>
+              <w:rPr>
+                <w:rFonts w:eastAsia="Times New Roman" w:cstheme="minorHAnsi"/>
+                <w:lang w:val="es-ES" w:eastAsia="es-ES"/>
+                <w14:ligatures w14:val="none"/>
+              </w:rPr>
+              <w:t>1 para «sí»; 0 para «no». Se utiliza este indicador, no una variable específica de activación del protocolo transfusional.</w:t>
+            </w:r>
+          </w:p>
+        </w:tc>
+        <w:tc>
+          <w:tcPr>
+            <w:tcW w:w="0" w:type="auto"/>
+            <w:vAlign w:val="center"/>
+            <w:hideMark/>
+          </w:tcPr>
+          <w:p>
+            <w:pPr>
+              <w:spacing w:after="0" w:line="240" w:lineRule="auto"/>
+              <w:rPr>
+                <w:rFonts w:eastAsia="Times New Roman" w:cstheme="minorHAnsi"/>
+                <w:lang w:val="es-ES" w:eastAsia="es-ES"/>
+                <w14:ligatures w14:val="none"/>
+              </w:rPr>
+            </w:pPr>
+            <w:r>
+              <w:rPr>
+                <w:rFonts w:eastAsia="Times New Roman" w:cstheme="minorHAnsi"/>
+                <w:lang w:val="es-ES" w:eastAsia="es-ES"/>
+                <w14:ligatures w14:val="none"/>
+              </w:rPr>
+              <w:t>Vacíos, NA y categorías no reconocidas quedan NA.</w:t>
+            </w:r>
+          </w:p>
+        </w:tc>
+      </w:tr>
+    </w:tbl>
     <w:p>
       <w:pPr>
-        <w:pStyle w:val="ListParagraph"/>
-        <w:numPr>
-          <w:ilvl w:val="0"/>
-          <w:numId w:val="1"/>
-        </w:numPr>
+        <w:rPr>
+          <w:lang w:val="es-ES"/>
+        </w:rPr>
       </w:pPr>
-      <w:r>
-        <w:rPr>
-          <w:b/>
-          <w:bCs/>
-        </w:rPr>
-        <w:t xml:space="preserve">EDAD: </w:t>
-      </w:r>
-      <w:r>
-        <w:t xml:space="preserve">200 patients without age have been removed from the database. They didn’t have either </w:t>
-      </w:r>
-      <w:proofErr w:type="spellStart"/>
-      <w:r>
-        <w:t>retrascore</w:t>
-      </w:r>
-      <w:proofErr w:type="spellEnd"/>
-      <w:r>
-        <w:t xml:space="preserve"> or ps.</w:t>
-      </w:r>
     </w:p>
     <w:p>
       <w:pPr>
-        <w:pStyle w:val="ListParagraph"/>
-        <w:numPr>
-          <w:ilvl w:val="0"/>
-          <w:numId w:val="1"/>
-        </w:numPr>
+        <w:rPr>
+          <w:lang w:val="es-ES"/>
+        </w:rPr>
+      </w:pPr>
+    </w:p>
+    <w:p>
+      <w:pPr>
+        <w:rPr>
+          <w:lang w:val="es-ES"/>
+        </w:rPr>
+      </w:pPr>
+    </w:p>
+    <w:tbl>
+      <w:tblPr>
+        <w:tblW w:w="0" w:type="auto"/>
+        <w:tblCellSpacing w:w="15" w:type="dxa"/>
+        <w:tblBorders>
+          <w:insideH w:val="single" w:sz="4" w:space="0" w:color="auto"/>
+          <w:insideV w:val="single" w:sz="4" w:space="0" w:color="auto"/>
+        </w:tblBorders>
+        <w:tblCellMar>
+          <w:top w:w="15" w:type="dxa"/>
+          <w:left w:w="15" w:type="dxa"/>
+          <w:bottom w:w="15" w:type="dxa"/>
+          <w:right w:w="15" w:type="dxa"/>
+        </w:tblCellMar>
+        <w:tblLook w:val="04A0" w:firstRow="1" w:lastRow="0" w:firstColumn="1" w:lastColumn="0" w:noHBand="0" w:noVBand="1"/>
+      </w:tblPr>
+      <w:tblGrid>
+        <w:gridCol w:w="5001"/>
+        <w:gridCol w:w="3837"/>
+      </w:tblGrid>
+      <w:tr>
+        <w:trPr>
+          <w:tblHeader/>
+          <w:tblCellSpacing w:w="15" w:type="dxa"/>
+        </w:trPr>
+        <w:tc>
+          <w:tcPr>
+            <w:tcW w:w="0" w:type="auto"/>
+            <w:vAlign w:val="center"/>
+            <w:hideMark/>
+          </w:tcPr>
+          <w:p>
+            <w:pPr>
+              <w:spacing w:after="0" w:line="240" w:lineRule="auto"/>
+              <w:jc w:val="center"/>
+              <w:rPr>
+                <w:rFonts w:eastAsia="Times New Roman" w:cstheme="minorHAnsi"/>
+                <w:b/>
+                <w:bCs/>
+                <w:lang w:val="es-ES" w:eastAsia="es-ES"/>
+                <w14:ligatures w14:val="none"/>
+              </w:rPr>
+            </w:pPr>
+            <w:r>
+              <w:rPr>
+                <w:rFonts w:eastAsia="Times New Roman" w:cstheme="minorHAnsi"/>
+                <w:b/>
+                <w:bCs/>
+                <w:lang w:val="es-ES" w:eastAsia="es-ES"/>
+                <w14:ligatures w14:val="none"/>
+              </w:rPr>
+              <w:t>Situación</w:t>
+            </w:r>
+          </w:p>
+        </w:tc>
+        <w:tc>
+          <w:tcPr>
+            <w:tcW w:w="0" w:type="auto"/>
+            <w:vAlign w:val="center"/>
+            <w:hideMark/>
+          </w:tcPr>
+          <w:p>
+            <w:pPr>
+              <w:spacing w:after="0" w:line="240" w:lineRule="auto"/>
+              <w:jc w:val="center"/>
+              <w:rPr>
+                <w:rFonts w:eastAsia="Times New Roman" w:cstheme="minorHAnsi"/>
+                <w:b/>
+                <w:bCs/>
+                <w:lang w:val="es-ES" w:eastAsia="es-ES"/>
+                <w14:ligatures w14:val="none"/>
+              </w:rPr>
+            </w:pPr>
+            <w:r>
+              <w:rPr>
+                <w:rFonts w:eastAsia="Times New Roman" w:cstheme="minorHAnsi"/>
+                <w:b/>
+                <w:bCs/>
+                <w:lang w:val="es-ES" w:eastAsia="es-ES"/>
+                <w14:ligatures w14:val="none"/>
+              </w:rPr>
+              <w:t>Tratamiento actual</w:t>
+            </w:r>
+          </w:p>
+        </w:tc>
+      </w:tr>
+      <w:tr>
+        <w:trPr>
+          <w:tblCellSpacing w:w="15" w:type="dxa"/>
+        </w:trPr>
+        <w:tc>
+          <w:tcPr>
+            <w:tcW w:w="0" w:type="auto"/>
+            <w:vAlign w:val="center"/>
+            <w:hideMark/>
+          </w:tcPr>
+          <w:p>
+            <w:pPr>
+              <w:spacing w:after="0" w:line="240" w:lineRule="auto"/>
+              <w:rPr>
+                <w:rFonts w:eastAsia="Times New Roman" w:cstheme="minorHAnsi"/>
+                <w:lang w:val="es-ES" w:eastAsia="es-ES"/>
+                <w14:ligatures w14:val="none"/>
+              </w:rPr>
+            </w:pPr>
+            <w:r>
+              <w:rPr>
+                <w:rFonts w:eastAsia="Times New Roman" w:cstheme="minorHAnsi"/>
+                <w:lang w:val="es-ES" w:eastAsia="es-ES"/>
+                <w14:ligatures w14:val="none"/>
+              </w:rPr>
+              <w:t xml:space="preserve">Traslado con </w:t>
+            </w:r>
+            <w:proofErr w:type="spellStart"/>
+            <w:r>
+              <w:rPr>
+                <w:rFonts w:eastAsia="Times New Roman" w:cstheme="minorHAnsi"/>
+                <w:sz w:val="20"/>
+                <w:szCs w:val="20"/>
+                <w:lang w:val="es-ES" w:eastAsia="es-ES"/>
+                <w14:ligatures w14:val="none"/>
+              </w:rPr>
+              <w:t>evolucion_hospitalaria</w:t>
+            </w:r>
+            <w:proofErr w:type="spellEnd"/>
+            <w:r>
+              <w:rPr>
+                <w:rFonts w:eastAsia="Times New Roman" w:cstheme="minorHAnsi"/>
+                <w:sz w:val="20"/>
+                <w:szCs w:val="20"/>
+                <w:lang w:val="es-ES" w:eastAsia="es-ES"/>
+                <w14:ligatures w14:val="none"/>
+              </w:rPr>
+              <w:t xml:space="preserve"> = "alta"</w:t>
+            </w:r>
+          </w:p>
+        </w:tc>
+        <w:tc>
+          <w:tcPr>
+            <w:tcW w:w="0" w:type="auto"/>
+            <w:vAlign w:val="center"/>
+            <w:hideMark/>
+          </w:tcPr>
+          <w:p>
+            <w:pPr>
+              <w:spacing w:after="0" w:line="240" w:lineRule="auto"/>
+              <w:rPr>
+                <w:rFonts w:eastAsia="Times New Roman" w:cstheme="minorHAnsi"/>
+                <w:lang w:val="es-ES" w:eastAsia="es-ES"/>
+                <w14:ligatures w14:val="none"/>
+              </w:rPr>
+            </w:pPr>
+            <w:r>
+              <w:rPr>
+                <w:rFonts w:eastAsia="Times New Roman" w:cstheme="minorHAnsi"/>
+                <w:lang w:val="es-ES" w:eastAsia="es-ES"/>
+                <w14:ligatures w14:val="none"/>
+              </w:rPr>
+              <w:t>Se incluye como superviviente a 30 días (</w:t>
+            </w:r>
+            <w:r>
+              <w:rPr>
+                <w:rFonts w:eastAsia="Times New Roman" w:cstheme="minorHAnsi"/>
+                <w:sz w:val="20"/>
+                <w:szCs w:val="20"/>
+                <w:lang w:val="es-ES" w:eastAsia="es-ES"/>
+                <w14:ligatures w14:val="none"/>
+              </w:rPr>
+              <w:t>0</w:t>
+            </w:r>
+            <w:r>
+              <w:rPr>
+                <w:rFonts w:eastAsia="Times New Roman" w:cstheme="minorHAnsi"/>
+                <w:lang w:val="es-ES" w:eastAsia="es-ES"/>
+                <w14:ligatures w14:val="none"/>
+              </w:rPr>
+              <w:t>).</w:t>
+            </w:r>
+          </w:p>
+        </w:tc>
+      </w:tr>
+      <w:tr>
+        <w:trPr>
+          <w:tblCellSpacing w:w="15" w:type="dxa"/>
+        </w:trPr>
+        <w:tc>
+          <w:tcPr>
+            <w:tcW w:w="0" w:type="auto"/>
+            <w:vAlign w:val="center"/>
+            <w:hideMark/>
+          </w:tcPr>
+          <w:p>
+            <w:pPr>
+              <w:spacing w:after="0" w:line="240" w:lineRule="auto"/>
+              <w:rPr>
+                <w:rFonts w:eastAsia="Times New Roman" w:cstheme="minorHAnsi"/>
+                <w:lang w:val="es-ES" w:eastAsia="es-ES"/>
+                <w14:ligatures w14:val="none"/>
+              </w:rPr>
+            </w:pPr>
+            <w:r>
+              <w:rPr>
+                <w:rFonts w:eastAsia="Times New Roman" w:cstheme="minorHAnsi"/>
+                <w:lang w:val="es-ES" w:eastAsia="es-ES"/>
+                <w14:ligatures w14:val="none"/>
+              </w:rPr>
+              <w:t>Alta/traslado de UCI con evolución hospitalaria vacía y sin fallecimiento registrado</w:t>
+            </w:r>
+          </w:p>
+        </w:tc>
+        <w:tc>
+          <w:tcPr>
+            <w:tcW w:w="0" w:type="auto"/>
+            <w:vAlign w:val="center"/>
+            <w:hideMark/>
+          </w:tcPr>
+          <w:p>
+            <w:pPr>
+              <w:spacing w:after="0" w:line="240" w:lineRule="auto"/>
+              <w:rPr>
+                <w:rFonts w:eastAsia="Times New Roman" w:cstheme="minorHAnsi"/>
+                <w:lang w:val="es-ES" w:eastAsia="es-ES"/>
+                <w14:ligatures w14:val="none"/>
+              </w:rPr>
+            </w:pPr>
+            <w:r>
+              <w:rPr>
+                <w:rFonts w:eastAsia="Times New Roman" w:cstheme="minorHAnsi"/>
+                <w:lang w:val="es-ES" w:eastAsia="es-ES"/>
+                <w14:ligatures w14:val="none"/>
+              </w:rPr>
+              <w:t>Mortalidad desconocida (</w:t>
+            </w:r>
+            <w:r>
+              <w:rPr>
+                <w:rFonts w:eastAsia="Times New Roman" w:cstheme="minorHAnsi"/>
+                <w:sz w:val="20"/>
+                <w:szCs w:val="20"/>
+                <w:lang w:val="es-ES" w:eastAsia="es-ES"/>
+                <w14:ligatures w14:val="none"/>
+              </w:rPr>
+              <w:t>NA</w:t>
+            </w:r>
+            <w:r>
+              <w:rPr>
+                <w:rFonts w:eastAsia="Times New Roman" w:cstheme="minorHAnsi"/>
+                <w:lang w:val="es-ES" w:eastAsia="es-ES"/>
+                <w14:ligatures w14:val="none"/>
+              </w:rPr>
+              <w:t>): se excluye de la cohorte.</w:t>
+            </w:r>
+          </w:p>
+        </w:tc>
+      </w:tr>
+      <w:tr>
+        <w:trPr>
+          <w:tblCellSpacing w:w="15" w:type="dxa"/>
+        </w:trPr>
+        <w:tc>
+          <w:tcPr>
+            <w:tcW w:w="0" w:type="auto"/>
+            <w:vAlign w:val="center"/>
+            <w:hideMark/>
+          </w:tcPr>
+          <w:p>
+            <w:pPr>
+              <w:spacing w:after="0" w:line="240" w:lineRule="auto"/>
+              <w:rPr>
+                <w:rFonts w:eastAsia="Times New Roman" w:cstheme="minorHAnsi"/>
+                <w:lang w:val="es-ES" w:eastAsia="es-ES"/>
+                <w14:ligatures w14:val="none"/>
+              </w:rPr>
+            </w:pPr>
+            <w:r>
+              <w:rPr>
+                <w:rFonts w:eastAsia="Times New Roman" w:cstheme="minorHAnsi"/>
+                <w:lang w:val="es-ES" w:eastAsia="es-ES"/>
+                <w14:ligatures w14:val="none"/>
+              </w:rPr>
+              <w:t>Fallecimiento registrado en UCI u hospital</w:t>
+            </w:r>
+          </w:p>
+        </w:tc>
+        <w:tc>
+          <w:tcPr>
+            <w:tcW w:w="0" w:type="auto"/>
+            <w:vAlign w:val="center"/>
+            <w:hideMark/>
+          </w:tcPr>
+          <w:p>
+            <w:pPr>
+              <w:spacing w:after="0" w:line="240" w:lineRule="auto"/>
+              <w:rPr>
+                <w:rFonts w:eastAsia="Times New Roman" w:cstheme="minorHAnsi"/>
+                <w:lang w:val="es-ES" w:eastAsia="es-ES"/>
+                <w14:ligatures w14:val="none"/>
+              </w:rPr>
+            </w:pPr>
+            <w:r>
+              <w:rPr>
+                <w:rFonts w:eastAsia="Times New Roman" w:cstheme="minorHAnsi"/>
+                <w:lang w:val="es-ES" w:eastAsia="es-ES"/>
+                <w14:ligatures w14:val="none"/>
+              </w:rPr>
+              <w:t xml:space="preserve">Se clasifica según la fecha: hasta 30 días → </w:t>
+            </w:r>
+            <w:r>
+              <w:rPr>
+                <w:rFonts w:eastAsia="Times New Roman" w:cstheme="minorHAnsi"/>
+                <w:sz w:val="20"/>
+                <w:szCs w:val="20"/>
+                <w:lang w:val="es-ES" w:eastAsia="es-ES"/>
+                <w14:ligatures w14:val="none"/>
+              </w:rPr>
+              <w:t>1</w:t>
+            </w:r>
+            <w:r>
+              <w:rPr>
+                <w:rFonts w:eastAsia="Times New Roman" w:cstheme="minorHAnsi"/>
+                <w:lang w:val="es-ES" w:eastAsia="es-ES"/>
+                <w14:ligatures w14:val="none"/>
+              </w:rPr>
+              <w:t xml:space="preserve">; después → </w:t>
+            </w:r>
+            <w:r>
+              <w:rPr>
+                <w:rFonts w:eastAsia="Times New Roman" w:cstheme="minorHAnsi"/>
+                <w:sz w:val="20"/>
+                <w:szCs w:val="20"/>
+                <w:lang w:val="es-ES" w:eastAsia="es-ES"/>
+                <w14:ligatures w14:val="none"/>
+              </w:rPr>
+              <w:t>0</w:t>
+            </w:r>
+            <w:r>
+              <w:rPr>
+                <w:rFonts w:eastAsia="Times New Roman" w:cstheme="minorHAnsi"/>
+                <w:lang w:val="es-ES" w:eastAsia="es-ES"/>
+                <w14:ligatures w14:val="none"/>
+              </w:rPr>
+              <w:t>.</w:t>
+            </w:r>
+          </w:p>
+        </w:tc>
+      </w:tr>
+      <w:tr>
+        <w:trPr>
+          <w:tblCellSpacing w:w="15" w:type="dxa"/>
+        </w:trPr>
+        <w:tc>
+          <w:tcPr>
+            <w:tcW w:w="0" w:type="auto"/>
+            <w:vAlign w:val="center"/>
+            <w:hideMark/>
+          </w:tcPr>
+          <w:p>
+            <w:pPr>
+              <w:spacing w:after="0" w:line="240" w:lineRule="auto"/>
+              <w:rPr>
+                <w:rFonts w:eastAsia="Times New Roman" w:cstheme="minorHAnsi"/>
+                <w:lang w:val="es-ES" w:eastAsia="es-ES"/>
+                <w14:ligatures w14:val="none"/>
+              </w:rPr>
+            </w:pPr>
+            <w:r>
+              <w:rPr>
+                <w:rFonts w:eastAsia="Times New Roman" w:cstheme="minorHAnsi"/>
+                <w:lang w:val="es-ES" w:eastAsia="es-ES"/>
+                <w14:ligatures w14:val="none"/>
+              </w:rPr>
+              <w:t>Fallecimiento sin fecha válida</w:t>
+            </w:r>
+          </w:p>
+        </w:tc>
+        <w:tc>
+          <w:tcPr>
+            <w:tcW w:w="0" w:type="auto"/>
+            <w:vAlign w:val="center"/>
+            <w:hideMark/>
+          </w:tcPr>
+          <w:p>
+            <w:pPr>
+              <w:spacing w:after="0" w:line="240" w:lineRule="auto"/>
+              <w:rPr>
+                <w:rFonts w:eastAsia="Times New Roman" w:cstheme="minorHAnsi"/>
+                <w:lang w:val="es-ES" w:eastAsia="es-ES"/>
+                <w14:ligatures w14:val="none"/>
+              </w:rPr>
+            </w:pPr>
+            <w:r>
+              <w:rPr>
+                <w:rFonts w:eastAsia="Times New Roman" w:cstheme="minorHAnsi"/>
+                <w:lang w:val="es-ES" w:eastAsia="es-ES"/>
+                <w14:ligatures w14:val="none"/>
+              </w:rPr>
+              <w:t>Se excluye de la regresión por desenlace a 30 días desconocido.</w:t>
+            </w:r>
+          </w:p>
+        </w:tc>
+      </w:tr>
+    </w:tbl>
+    <w:p>
+      <w:pPr>
+        <w:rPr>
+          <w:lang w:val="es-ES"/>
+        </w:rPr>
       </w:pPr>
     </w:p>
     <w:sectPr>
@@ -67,7 +2263,7 @@
 </file>
 
 <file path=word/numbering.xml><?xml version="1.0" encoding="utf-8"?>
-<w:numbering xmlns:wpc="http://schemas.microsoft.com/office/word/2010/wordprocessingCanvas" xmlns:cx="http://schemas.microsoft.com/office/drawing/2014/chartex" xmlns:cx1="http://schemas.microsoft.com/office/drawing/2015/9/8/chartex" xmlns:cx2="http://schemas.microsoft.com/office/drawing/2015/10/21/chartex" xmlns:cx3="http://schemas.microsoft.com/office/drawing/2016/5/9/chartex" xmlns:cx4="http://schemas.microsoft.com/office/drawing/2016/5/10/chartex" xmlns:cx5="http://schemas.microsoft.com/office/drawing/2016/5/11/chartex" xmlns:cx6="http://schemas.microsoft.com/office/drawing/2016/5/12/chartex" xmlns:cx7="http://schemas.microsoft.com/office/drawing/2016/5/13/chartex" xmlns:cx8="http://schemas.microsoft.com/office/drawing/2016/5/14/chartex" xmlns:mc="http://schemas.openxmlformats.org/markup-compatibility/2006" xmlns:aink="http://schemas.microsoft.com/office/drawing/2016/ink" xmlns:am3d="http://schemas.microsoft.com/office/drawing/2017/model3d" xmlns:o="urn:schemas-microsoft-com:office:office" xmlns:oel="http://schemas.microsoft.com/office/2019/extlst" xmlns:r="http://schemas.openxmlformats.org/officeDocument/2006/relationships" xmlns:m="http://schemas.openxmlformats.org/officeDocument/2006/math" xmlns:v="urn:schemas-microsoft-com:vml" xmlns:wp14="http://schemas.microsoft.com/office/word/2010/wordprocessingDrawing" xmlns:wp="http://schemas.openxmlformats.org/drawingml/2006/wordprocessingDrawing" xmlns:w10="urn:schemas-microsoft-com:office:word" xmlns:w="http://schemas.openxmlformats.org/wordprocessingml/2006/main" xmlns:w14="http://schemas.microsoft.com/office/word/2010/wordml" xmlns:w15="http://schemas.microsoft.com/office/word/2012/wordml" xmlns:w16cei="http://schemas.microsoft.com/office/word/2026/wordml/cei" xmlns:w16cex="http://schemas.microsoft.com/office/word/2018/wordml/cex" xmlns:w16cid="http://schemas.microsoft.com/office/word/2016/wordml/cid" xmlns:w16="http://schemas.microsoft.com/office/word/2018/wordml" xmlns:w16du="http://schemas.microsoft.com/office/word/2023/wordml/word16du" xmlns:w16sdtdh="http://schemas.microsoft.com/office/word/2020/wordml/sdtdatahash" xmlns:w16sdtfl="http://schemas.microsoft.com/office/word/2024/wordml/sdtformatlock" xmlns:w16se="http://schemas.microsoft.com/office/word/2015/wordml/symex" xmlns:wpg="http://schemas.microsoft.com/office/word/2010/wordprocessingGroup" xmlns:wpi="http://schemas.microsoft.com/office/word/2010/wordprocessingInk" xmlns:wne="http://schemas.microsoft.com/office/word/2006/wordml" xmlns:wps="http://schemas.microsoft.com/office/word/2010/wordprocessingShape" mc:Ignorable="w14 w15 w16se w16cid w16 w16cex w16sdtdh w16sdtfl w16du wp14">
+<w:numbering xmlns:wpc="http://schemas.microsoft.com/office/word/2010/wordprocessingCanvas" xmlns:cx="http://schemas.microsoft.com/office/drawing/2014/chartex" xmlns:cx1="http://schemas.microsoft.com/office/drawing/2015/9/8/chartex" xmlns:cx2="http://schemas.microsoft.com/office/drawing/2015/10/21/chartex" xmlns:cx3="http://schemas.microsoft.com/office/drawing/2016/5/9/chartex" xmlns:cx4="http://schemas.microsoft.com/office/drawing/2016/5/10/chartex" xmlns:cx5="http://schemas.microsoft.com/office/drawing/2016/5/11/chartex" xmlns:cx6="http://schemas.microsoft.com/office/drawing/2016/5/12/chartex" xmlns:cx7="http://schemas.microsoft.com/office/drawing/2016/5/13/chartex" xmlns:cx8="http://schemas.microsoft.com/office/drawing/2016/5/14/chartex" xmlns:mc="http://schemas.openxmlformats.org/markup-compatibility/2006" xmlns:aink="http://schemas.microsoft.com/office/drawing/2016/ink" xmlns:am3d="http://schemas.microsoft.com/office/drawing/2017/model3d" xmlns:o="urn:schemas-microsoft-com:office:office" xmlns:oel="http://schemas.microsoft.com/office/2019/extlst" xmlns:r="http://schemas.openxmlformats.org/officeDocument/2006/relationships" xmlns:m="http://schemas.openxmlformats.org/officeDocument/2006/math" xmlns:v="urn:schemas-microsoft-com:vml" xmlns:wp14="http://schemas.microsoft.com/office/word/2010/wordprocessingDrawing" xmlns:wp="http://schemas.openxmlformats.org/drawingml/2006/wordprocessingDrawing" xmlns:w10="urn:schemas-microsoft-com:office:word" xmlns:w="http://schemas.openxmlformats.org/wordprocessingml/2006/main" xmlns:w14="http://schemas.microsoft.com/office/word/2010/wordml" xmlns:w15="http://schemas.microsoft.com/office/word/2012/wordml" xmlns:w16cex="http://schemas.microsoft.com/office/word/2018/wordml/cex" xmlns:w16cid="http://schemas.microsoft.com/office/word/2016/wordml/cid" xmlns:w16="http://schemas.microsoft.com/office/word/2018/wordml" xmlns:w16du="http://schemas.microsoft.com/office/word/2023/wordml/word16du" xmlns:w16sdtdh="http://schemas.microsoft.com/office/word/2020/wordml/sdtdatahash" xmlns:w16sdtfl="http://schemas.microsoft.com/office/word/2024/wordml/sdtformatlock" xmlns:w16se="http://schemas.microsoft.com/office/word/2015/wordml/symex" xmlns:wpg="http://schemas.microsoft.com/office/word/2010/wordprocessingGroup" xmlns:wpi="http://schemas.microsoft.com/office/word/2010/wordprocessingInk" xmlns:wne="http://schemas.microsoft.com/office/word/2006/wordml" xmlns:wps="http://schemas.microsoft.com/office/word/2010/wordprocessingShape" mc:Ignorable="w14 w15 w16se w16cid w16 w16cex w16sdtdh w16sdtfl w16du wp14">
   <w:abstractNum w:abstractNumId="0" w15:restartNumberingAfterBreak="0">
     <w:nsid w:val="3F5A2118"/>
     <w:multiLevelType w:val="hybridMultilevel"/>
@@ -1106,6 +3302,30 @@
       <w:spacing w:val="5"/>
     </w:rPr>
   </w:style>
+  <w:style w:type="character" w:styleId="Strong">
+    <w:name w:val="Strong"/>
+    <w:basedOn w:val="DefaultParagraphFont"/>
+    <w:uiPriority w:val="22"/>
+    <w:qFormat/>
+    <w:rsid w:val="00A27197"/>
+    <w:rPr>
+      <w:b/>
+      <w:bCs/>
+    </w:rPr>
+  </w:style>
+  <w:style w:type="character" w:styleId="HTMLCode">
+    <w:name w:val="HTML Code"/>
+    <w:basedOn w:val="DefaultParagraphFont"/>
+    <w:uiPriority w:val="99"/>
+    <w:semiHidden/>
+    <w:unhideWhenUsed/>
+    <w:rsid w:val="00A27197"/>
+    <w:rPr>
+      <w:rFonts w:ascii="Courier New" w:eastAsia="Times New Roman" w:hAnsi="Courier New" w:cs="Courier New"/>
+      <w:sz w:val="20"/>
+      <w:szCs w:val="20"/>
+    </w:rPr>
+  </w:style>
 </w:styles>
 </file>
 
